--- a/lessons/3-6/downloads/reveal/teacher/3.6-session-1-prerequisite-practice-a.docx
+++ b/lessons/3-6/downloads/reveal/teacher/3.6-session-1-prerequisite-practice-a.docx
@@ -15,10 +15,28 @@
         <w:rPr>
           <w:rFonts w:ascii="Avenir Next" w:hAnsi="Avenir Next" w:cs="Avenir Next" w:eastAsia="Avenir Next"/>
           <w:color w:val="1A1A1A"/>
+          <w:sz w:val="22"/>
+          <w:szCs w:val="20"/>
+        </w:rPr>
+        <w:t xml:space="preserve">Name</w:t>
+      </w:r>
+      <w:r>
+        <w:rPr>
+          <w:rFonts w:ascii="Avenir Next" w:hAnsi="Avenir Next" w:cs="Avenir Next" w:eastAsia="Avenir Next"/>
+          <w:color w:val="1A1A1A"/>
           <w:sz w:val="20"/>
           <w:szCs w:val="20"/>
         </w:rPr>
-        <w:t xml:space="preserve">Name</w:t>
+        <w:tab/>
+      </w:r>
+      <w:r>
+        <w:rPr>
+          <w:rFonts w:ascii="Avenir Next" w:hAnsi="Avenir Next" w:cs="Avenir Next" w:eastAsia="Avenir Next"/>
+          <w:color w:val="1A1A1A"/>
+          <w:sz w:val="22"/>
+          <w:szCs w:val="20"/>
+        </w:rPr>
+        <w:t xml:space="preserve">   Date</w:t>
       </w:r>
       <w:r>
         <w:rPr>
@@ -33,25 +51,7 @@
         <w:rPr>
           <w:rFonts w:ascii="Avenir Next" w:hAnsi="Avenir Next" w:cs="Avenir Next" w:eastAsia="Avenir Next"/>
           <w:color w:val="1A1A1A"/>
-          <w:sz w:val="20"/>
-          <w:szCs w:val="20"/>
-        </w:rPr>
-        <w:t xml:space="preserve">   Date</w:t>
-      </w:r>
-      <w:r>
-        <w:rPr>
-          <w:rFonts w:ascii="Avenir Next" w:hAnsi="Avenir Next" w:cs="Avenir Next" w:eastAsia="Avenir Next"/>
-          <w:color w:val="1A1A1A"/>
-          <w:sz w:val="20"/>
-          <w:szCs w:val="20"/>
-        </w:rPr>
-        <w:tab/>
-      </w:r>
-      <w:r>
-        <w:rPr>
-          <w:rFonts w:ascii="Avenir Next" w:hAnsi="Avenir Next" w:cs="Avenir Next" w:eastAsia="Avenir Next"/>
-          <w:color w:val="1A1A1A"/>
-          <w:sz w:val="20"/>
+          <w:sz w:val="22"/>
           <w:szCs w:val="20"/>
         </w:rPr>
         <w:t xml:space="preserve">   Period</w:t>
@@ -78,7 +78,7 @@
           <w:caps/>
           <w:color w:val="003A70"/>
           <w:spacing w:val="12"/>
-          <w:sz w:val="19"/>
+          <w:sz w:val="22"/>
           <w:szCs w:val="19"/>
         </w:rPr>
         <w:t xml:space="preserve">Lesson 3-6  ·  Session 1  ·  Prerequisite Practice A  ·  Skill 1 of 2</w:t>
@@ -86,6 +86,7 @@
     </w:p>
     <w:p>
       <w:pPr>
+        <w:pStyle w:val="Heading1"/>
         <w:keepNext/>
         <w:spacing w:before="0" w:after="10" w:line="240" w:lineRule="auto"/>
       </w:pPr>
@@ -111,7 +112,7 @@
         <w:rPr>
           <w:rFonts w:ascii="Avenir Next" w:hAnsi="Avenir Next" w:cs="Avenir Next" w:eastAsia="Avenir Next"/>
           <w:color w:val="5A5F66"/>
-          <w:sz w:val="17"/>
+          <w:sz w:val="22"/>
           <w:szCs w:val="17"/>
         </w:rPr>
         <w:t xml:space="preserve">Builds on Grade 4 · 4.NBT.B.5</w:t>
@@ -154,6 +155,7 @@
           </w:tcPr>
           <w:p>
             <w:pPr>
+              <w:pStyle w:val="Heading2"/>
               <w:spacing w:before="0" w:after="0" w:line="252" w:lineRule="auto"/>
             </w:pPr>
             <w:r>
@@ -183,7 +185,7 @@
               <w:rPr>
                 <w:rFonts w:ascii="Avenir Next" w:hAnsi="Avenir Next" w:cs="Avenir Next" w:eastAsia="Avenir Next"/>
                 <w:color w:val="1A1A1A"/>
-                <w:sz w:val="20"/>
+                <w:sz w:val="22"/>
                 <w:szCs w:val="20"/>
               </w:rPr>
               <w:t xml:space="preserve">You will change 8 yards of rope to feet, then to inches: 24 × 12.</w:t>
@@ -203,6 +205,7 @@
           </w:tcPr>
           <w:p>
             <w:pPr>
+              <w:pStyle w:val="Heading2"/>
               <w:spacing w:before="0" w:after="0" w:line="252" w:lineRule="auto"/>
             </w:pPr>
             <w:r>
@@ -232,7 +235,7 @@
               <w:rPr>
                 <w:rFonts w:ascii="Avenir Next" w:hAnsi="Avenir Next" w:cs="Avenir Next" w:eastAsia="Avenir Next"/>
                 <w:color w:val="1A1A1A"/>
-                <w:sz w:val="20"/>
+                <w:sz w:val="22"/>
                 <w:szCs w:val="20"/>
               </w:rPr>
               <w:t xml:space="preserve">Multiply by 12 or 16, like 4 × 12 = 48.  </w:t>
@@ -242,7 +245,7 @@
                 <w:rFonts w:ascii="Avenir Next" w:hAnsi="Avenir Next" w:cs="Avenir Next" w:eastAsia="Avenir Next"/>
                 <w:b/>
                 <w:color w:val="1A1A1A"/>
-                <w:sz w:val="20"/>
+                <w:sz w:val="22"/>
                 <w:szCs w:val="20"/>
               </w:rPr>
               <w:t xml:space="preserve">You will use it in Practice Form A, problems 1 and 4.</w:t>
@@ -253,6 +256,7 @@
     </w:tbl>
     <w:p>
       <w:pPr>
+        <w:pStyle w:val="Heading2"/>
         <w:keepNext/>
         <w:pBdr>
           <w:bottom w:val="single" w:sz="8" w:space="3" w:color="003A70"/>
@@ -268,7 +272,7 @@
           <w:b/>
           <w:color w:val="003A70"/>
           <w:spacing w:val="14"/>
-          <w:sz w:val="19"/>
+          <w:sz w:val="22"/>
           <w:szCs w:val="19"/>
         </w:rPr>
         <w:t xml:space="preserve">STEPS TO FOLLOW</w:t>
@@ -287,7 +291,7 @@
           <w:rFonts w:ascii="Avenir Next" w:hAnsi="Avenir Next" w:cs="Avenir Next" w:eastAsia="Avenir Next"/>
           <w:i/>
           <w:color w:val="5A5F66"/>
-          <w:sz w:val="17"/>
+          <w:sz w:val="22"/>
           <w:szCs w:val="17"/>
         </w:rPr>
         <w:t xml:space="preserve">use these same steps on every problem</w:t>
@@ -329,6 +333,7 @@
           </w:tcPr>
           <w:p>
             <w:pPr>
+              <w:pStyle w:val="Heading1"/>
               <w:spacing w:before="0" w:after="0" w:line="240" w:lineRule="auto"/>
               <w:jc w:val="center"/>
             </w:pPr>
@@ -358,7 +363,7 @@
                 <w:rFonts w:ascii="Avenir Next" w:hAnsi="Avenir Next" w:cs="Avenir Next" w:eastAsia="Avenir Next"/>
                 <w:b/>
                 <w:color w:val="1A1A1A"/>
-                <w:sz w:val="21"/>
+                <w:sz w:val="22"/>
                 <w:szCs w:val="21"/>
               </w:rPr>
               <w:t xml:space="preserve">Break</w:t>
@@ -367,7 +372,7 @@
               <w:rPr>
                 <w:rFonts w:ascii="Avenir Next" w:hAnsi="Avenir Next" w:cs="Avenir Next" w:eastAsia="Avenir Next"/>
                 <w:color w:val="1A1A1A"/>
-                <w:sz w:val="21"/>
+                <w:sz w:val="22"/>
                 <w:szCs w:val="21"/>
               </w:rPr>
               <w:t xml:space="preserve"> 12 into 10 + 2, or 16 into 10 + 6.</w:t>
@@ -386,6 +391,7 @@
           </w:tcPr>
           <w:p>
             <w:pPr>
+              <w:pStyle w:val="Heading1"/>
               <w:spacing w:before="0" w:after="0" w:line="240" w:lineRule="auto"/>
               <w:jc w:val="center"/>
             </w:pPr>
@@ -415,7 +421,7 @@
                 <w:rFonts w:ascii="Avenir Next" w:hAnsi="Avenir Next" w:cs="Avenir Next" w:eastAsia="Avenir Next"/>
                 <w:b/>
                 <w:color w:val="1A1A1A"/>
-                <w:sz w:val="21"/>
+                <w:sz w:val="22"/>
                 <w:szCs w:val="21"/>
               </w:rPr>
               <w:t xml:space="preserve">Multiply</w:t>
@@ -424,7 +430,7 @@
               <w:rPr>
                 <w:rFonts w:ascii="Avenir Next" w:hAnsi="Avenir Next" w:cs="Avenir Next" w:eastAsia="Avenir Next"/>
                 <w:color w:val="1A1A1A"/>
-                <w:sz w:val="21"/>
+                <w:sz w:val="22"/>
                 <w:szCs w:val="21"/>
               </w:rPr>
               <w:t xml:space="preserve"> the number by each part.</w:t>
@@ -443,6 +449,7 @@
           </w:tcPr>
           <w:p>
             <w:pPr>
+              <w:pStyle w:val="Heading1"/>
               <w:spacing w:before="0" w:after="0" w:line="240" w:lineRule="auto"/>
               <w:jc w:val="center"/>
             </w:pPr>
@@ -472,7 +479,7 @@
                 <w:rFonts w:ascii="Avenir Next" w:hAnsi="Avenir Next" w:cs="Avenir Next" w:eastAsia="Avenir Next"/>
                 <w:b/>
                 <w:color w:val="1A1A1A"/>
-                <w:sz w:val="21"/>
+                <w:sz w:val="22"/>
                 <w:szCs w:val="21"/>
               </w:rPr>
               <w:t xml:space="preserve">Add</w:t>
@@ -481,7 +488,7 @@
               <w:rPr>
                 <w:rFonts w:ascii="Avenir Next" w:hAnsi="Avenir Next" w:cs="Avenir Next" w:eastAsia="Avenir Next"/>
                 <w:color w:val="1A1A1A"/>
-                <w:sz w:val="21"/>
+                <w:sz w:val="22"/>
                 <w:szCs w:val="21"/>
               </w:rPr>
               <w:t xml:space="preserve"> the two products.</w:t>
@@ -492,6 +499,7 @@
     </w:tbl>
     <w:p>
       <w:pPr>
+        <w:pStyle w:val="Heading2"/>
         <w:keepNext/>
         <w:pBdr>
           <w:bottom w:val="single" w:sz="8" w:space="3" w:color="003A70"/>
@@ -507,7 +515,7 @@
           <w:b/>
           <w:color w:val="003A70"/>
           <w:spacing w:val="14"/>
-          <w:sz w:val="19"/>
+          <w:sz w:val="22"/>
           <w:szCs w:val="19"/>
         </w:rPr>
         <w:t xml:space="preserve">WATCH ME</w:t>
@@ -526,7 +534,7 @@
           <w:rFonts w:ascii="Avenir Next" w:hAnsi="Avenir Next" w:cs="Avenir Next" w:eastAsia="Avenir Next"/>
           <w:i/>
           <w:color w:val="5A5F66"/>
-          <w:sz w:val="17"/>
+          <w:sz w:val="22"/>
           <w:szCs w:val="17"/>
         </w:rPr>
         <w:t xml:space="preserve">the steps in action</w:t>
@@ -541,7 +549,7 @@
           <w:rFonts w:ascii="Avenir Next" w:hAnsi="Avenir Next" w:cs="Avenir Next" w:eastAsia="Avenir Next"/>
           <w:b/>
           <w:color w:val="1A1A1A"/>
-          <w:sz w:val="21"/>
+          <w:sz w:val="22"/>
           <w:szCs w:val="21"/>
         </w:rPr>
         <w:t xml:space="preserve">Find 7 × 12.</w:t>
@@ -560,25 +568,25 @@
           <w:rFonts w:ascii="Avenir Next" w:hAnsi="Avenir Next" w:cs="Avenir Next" w:eastAsia="Avenir Next"/>
           <w:b/>
           <w:color w:val="003A70"/>
+          <w:sz w:val="22"/>
+          <w:szCs w:val="19"/>
+        </w:rPr>
+        <w:t xml:space="preserve">Step 1</w:t>
+      </w:r>
+      <w:r>
+        <w:rPr>
+          <w:rFonts w:ascii="Avenir Next" w:hAnsi="Avenir Next" w:cs="Avenir Next" w:eastAsia="Avenir Next"/>
+          <w:color w:val="1A1A1A"/>
           <w:sz w:val="19"/>
           <w:szCs w:val="19"/>
         </w:rPr>
-        <w:t xml:space="preserve">Step 1</w:t>
-      </w:r>
-      <w:r>
-        <w:rPr>
-          <w:rFonts w:ascii="Avenir Next" w:hAnsi="Avenir Next" w:cs="Avenir Next" w:eastAsia="Avenir Next"/>
-          <w:color w:val="1A1A1A"/>
-          <w:sz w:val="19"/>
-          <w:szCs w:val="19"/>
-        </w:rPr>
         <w:tab/>
       </w:r>
       <w:r>
         <w:rPr>
           <w:rFonts w:ascii="Avenir Next" w:hAnsi="Avenir Next" w:cs="Avenir Next" w:eastAsia="Avenir Next"/>
           <w:color w:val="1A1A1A"/>
-          <w:sz w:val="21"/>
+          <w:sz w:val="22"/>
           <w:szCs w:val="21"/>
         </w:rPr>
         <w:t xml:space="preserve">12 = 10 + 2.</w:t>
@@ -597,25 +605,25 @@
           <w:rFonts w:ascii="Avenir Next" w:hAnsi="Avenir Next" w:cs="Avenir Next" w:eastAsia="Avenir Next"/>
           <w:b/>
           <w:color w:val="003A70"/>
+          <w:sz w:val="22"/>
+          <w:szCs w:val="19"/>
+        </w:rPr>
+        <w:t xml:space="preserve">Step 2</w:t>
+      </w:r>
+      <w:r>
+        <w:rPr>
+          <w:rFonts w:ascii="Avenir Next" w:hAnsi="Avenir Next" w:cs="Avenir Next" w:eastAsia="Avenir Next"/>
+          <w:color w:val="1A1A1A"/>
           <w:sz w:val="19"/>
           <w:szCs w:val="19"/>
         </w:rPr>
-        <w:t xml:space="preserve">Step 2</w:t>
-      </w:r>
-      <w:r>
-        <w:rPr>
-          <w:rFonts w:ascii="Avenir Next" w:hAnsi="Avenir Next" w:cs="Avenir Next" w:eastAsia="Avenir Next"/>
-          <w:color w:val="1A1A1A"/>
-          <w:sz w:val="19"/>
-          <w:szCs w:val="19"/>
-        </w:rPr>
         <w:tab/>
       </w:r>
       <w:r>
         <w:rPr>
           <w:rFonts w:ascii="Avenir Next" w:hAnsi="Avenir Next" w:cs="Avenir Next" w:eastAsia="Avenir Next"/>
           <w:color w:val="1A1A1A"/>
-          <w:sz w:val="21"/>
+          <w:sz w:val="22"/>
           <w:szCs w:val="21"/>
         </w:rPr>
         <w:t xml:space="preserve">7 × 10 = 70 and 7 × 2 = 14.</w:t>
@@ -634,25 +642,25 @@
           <w:rFonts w:ascii="Avenir Next" w:hAnsi="Avenir Next" w:cs="Avenir Next" w:eastAsia="Avenir Next"/>
           <w:b/>
           <w:color w:val="003A70"/>
+          <w:sz w:val="22"/>
+          <w:szCs w:val="19"/>
+        </w:rPr>
+        <w:t xml:space="preserve">Step 3</w:t>
+      </w:r>
+      <w:r>
+        <w:rPr>
+          <w:rFonts w:ascii="Avenir Next" w:hAnsi="Avenir Next" w:cs="Avenir Next" w:eastAsia="Avenir Next"/>
+          <w:color w:val="1A1A1A"/>
           <w:sz w:val="19"/>
           <w:szCs w:val="19"/>
         </w:rPr>
-        <w:t xml:space="preserve">Step 3</w:t>
-      </w:r>
-      <w:r>
-        <w:rPr>
-          <w:rFonts w:ascii="Avenir Next" w:hAnsi="Avenir Next" w:cs="Avenir Next" w:eastAsia="Avenir Next"/>
-          <w:color w:val="1A1A1A"/>
-          <w:sz w:val="19"/>
-          <w:szCs w:val="19"/>
-        </w:rPr>
         <w:tab/>
       </w:r>
       <w:r>
         <w:rPr>
           <w:rFonts w:ascii="Avenir Next" w:hAnsi="Avenir Next" w:cs="Avenir Next" w:eastAsia="Avenir Next"/>
           <w:color w:val="1A1A1A"/>
-          <w:sz w:val="21"/>
+          <w:sz w:val="22"/>
           <w:szCs w:val="21"/>
         </w:rPr>
         <w:t xml:space="preserve">70 + 14 = 84.</w:t>
@@ -671,18 +679,18 @@
           <w:rFonts w:ascii="Avenir Next" w:hAnsi="Avenir Next" w:cs="Avenir Next" w:eastAsia="Avenir Next"/>
           <w:b/>
           <w:color w:val="1A1A1A"/>
+          <w:sz w:val="22"/>
+          <w:szCs w:val="21"/>
+        </w:rPr>
+        <w:t xml:space="preserve">Answer</w:t>
+      </w:r>
+      <w:r>
+        <w:rPr>
+          <w:rFonts w:ascii="Avenir Next" w:hAnsi="Avenir Next" w:cs="Avenir Next" w:eastAsia="Avenir Next"/>
+          <w:color w:val="1A1A1A"/>
           <w:sz w:val="21"/>
           <w:szCs w:val="21"/>
         </w:rPr>
-        <w:t xml:space="preserve">Answer</w:t>
-      </w:r>
-      <w:r>
-        <w:rPr>
-          <w:rFonts w:ascii="Avenir Next" w:hAnsi="Avenir Next" w:cs="Avenir Next" w:eastAsia="Avenir Next"/>
-          <w:color w:val="1A1A1A"/>
-          <w:sz w:val="21"/>
-          <w:szCs w:val="21"/>
-        </w:rPr>
         <w:tab/>
       </w:r>
       <w:r>
@@ -690,7 +698,7 @@
           <w:rFonts w:ascii="Avenir Next" w:hAnsi="Avenir Next" w:cs="Avenir Next" w:eastAsia="Avenir Next"/>
           <w:b/>
           <w:color w:val="1A1A1A"/>
-          <w:sz w:val="21"/>
+          <w:sz w:val="22"/>
           <w:szCs w:val="21"/>
         </w:rPr>
         <w:t xml:space="preserve">84</w:t>
@@ -698,6 +706,7 @@
     </w:p>
     <w:p>
       <w:pPr>
+        <w:pStyle w:val="Heading2"/>
         <w:keepNext/>
         <w:pBdr>
           <w:bottom w:val="single" w:sz="8" w:space="3" w:color="003A70"/>
@@ -713,7 +722,7 @@
           <w:b/>
           <w:color w:val="003A70"/>
           <w:spacing w:val="14"/>
-          <w:sz w:val="19"/>
+          <w:sz w:val="22"/>
           <w:szCs w:val="19"/>
         </w:rPr>
         <w:t xml:space="preserve">TRY IT WITH HELP</w:t>
@@ -732,7 +741,7 @@
           <w:rFonts w:ascii="Avenir Next" w:hAnsi="Avenir Next" w:cs="Avenir Next" w:eastAsia="Avenir Next"/>
           <w:i/>
           <w:color w:val="5A5F66"/>
-          <w:sz w:val="17"/>
+          <w:sz w:val="22"/>
           <w:szCs w:val="17"/>
         </w:rPr>
         <w:t xml:space="preserve">fill in each step</w:t>
@@ -790,35 +799,35 @@
           <w:rFonts w:ascii="Avenir Next" w:hAnsi="Avenir Next" w:cs="Avenir Next" w:eastAsia="Avenir Next"/>
           <w:b/>
           <w:color w:val="003A70"/>
+          <w:sz w:val="22"/>
+          <w:szCs w:val="18"/>
+        </w:rPr>
+        <w:t xml:space="preserve">Step 1</w:t>
+      </w:r>
+      <w:r>
+        <w:rPr>
+          <w:rFonts w:ascii="Avenir Next" w:hAnsi="Avenir Next" w:cs="Avenir Next" w:eastAsia="Avenir Next"/>
+          <w:color w:val="1A1A1A"/>
           <w:sz w:val="18"/>
           <w:szCs w:val="18"/>
         </w:rPr>
-        <w:t xml:space="preserve">Step 1</w:t>
-      </w:r>
-      <w:r>
-        <w:rPr>
-          <w:rFonts w:ascii="Avenir Next" w:hAnsi="Avenir Next" w:cs="Avenir Next" w:eastAsia="Avenir Next"/>
-          <w:color w:val="1A1A1A"/>
-          <w:sz w:val="18"/>
-          <w:szCs w:val="18"/>
-        </w:rPr>
         <w:tab/>
       </w:r>
       <w:r>
         <w:rPr>
           <w:rFonts w:ascii="Avenir Next" w:hAnsi="Avenir Next" w:cs="Avenir Next" w:eastAsia="Avenir Next"/>
           <w:color w:val="1A1A1A"/>
+          <w:sz w:val="22"/>
+          <w:szCs w:val="21"/>
+        </w:rPr>
+        <w:t xml:space="preserve">16 = 10 + </w:t>
+      </w:r>
+      <w:r>
+        <w:rPr>
+          <w:rFonts w:ascii="Avenir Next" w:hAnsi="Avenir Next" w:cs="Avenir Next" w:eastAsia="Avenir Next"/>
+          <w:color w:val="1A1A1A"/>
           <w:sz w:val="21"/>
           <w:szCs w:val="21"/>
-        </w:rPr>
-        <w:t xml:space="preserve">16 = 10 + </w:t>
-      </w:r>
-      <w:r>
-        <w:rPr>
-          <w:rFonts w:ascii="Avenir Next" w:hAnsi="Avenir Next" w:cs="Avenir Next" w:eastAsia="Avenir Next"/>
-          <w:color w:val="1A1A1A"/>
-          <w:sz w:val="21"/>
-          <w:szCs w:val="21"/>
           <w:u w:val="single"/>
         </w:rPr>
         <w:t xml:space="preserve">                </w:t>
@@ -827,7 +836,7 @@
         <w:rPr>
           <w:rFonts w:ascii="Avenir Next" w:hAnsi="Avenir Next" w:cs="Avenir Next" w:eastAsia="Avenir Next"/>
           <w:color w:val="1A1A1A"/>
-          <w:sz w:val="21"/>
+          <w:sz w:val="22"/>
           <w:szCs w:val="21"/>
         </w:rPr>
         <w:t xml:space="preserve">.</w:t>
@@ -847,28 +856,47 @@
           <w:rFonts w:ascii="Avenir Next" w:hAnsi="Avenir Next" w:cs="Avenir Next" w:eastAsia="Avenir Next"/>
           <w:b/>
           <w:color w:val="003A70"/>
+          <w:sz w:val="22"/>
+          <w:szCs w:val="18"/>
+        </w:rPr>
+        <w:t xml:space="preserve">Step 2</w:t>
+      </w:r>
+      <w:r>
+        <w:rPr>
+          <w:rFonts w:ascii="Avenir Next" w:hAnsi="Avenir Next" w:cs="Avenir Next" w:eastAsia="Avenir Next"/>
+          <w:color w:val="1A1A1A"/>
           <w:sz w:val="18"/>
           <w:szCs w:val="18"/>
         </w:rPr>
-        <w:t xml:space="preserve">Step 2</w:t>
-      </w:r>
-      <w:r>
-        <w:rPr>
-          <w:rFonts w:ascii="Avenir Next" w:hAnsi="Avenir Next" w:cs="Avenir Next" w:eastAsia="Avenir Next"/>
-          <w:color w:val="1A1A1A"/>
-          <w:sz w:val="18"/>
-          <w:szCs w:val="18"/>
-        </w:rPr>
         <w:tab/>
       </w:r>
       <w:r>
         <w:rPr>
           <w:rFonts w:ascii="Avenir Next" w:hAnsi="Avenir Next" w:cs="Avenir Next" w:eastAsia="Avenir Next"/>
           <w:color w:val="1A1A1A"/>
+          <w:sz w:val="22"/>
+          <w:szCs w:val="21"/>
+        </w:rPr>
+        <w:t xml:space="preserve">9 × 10 = </w:t>
+      </w:r>
+      <w:r>
+        <w:rPr>
+          <w:rFonts w:ascii="Avenir Next" w:hAnsi="Avenir Next" w:cs="Avenir Next" w:eastAsia="Avenir Next"/>
+          <w:color w:val="1A1A1A"/>
           <w:sz w:val="21"/>
           <w:szCs w:val="21"/>
-        </w:rPr>
-        <w:t xml:space="preserve">9 × 10 = </w:t>
+          <w:u w:val="single"/>
+        </w:rPr>
+        <w:t xml:space="preserve">                </w:t>
+      </w:r>
+      <w:r>
+        <w:rPr>
+          <w:rFonts w:ascii="Avenir Next" w:hAnsi="Avenir Next" w:cs="Avenir Next" w:eastAsia="Avenir Next"/>
+          <w:color w:val="1A1A1A"/>
+          <w:sz w:val="22"/>
+          <w:szCs w:val="21"/>
+        </w:rPr>
+        <w:t xml:space="preserve"> and 9 × 6 = </w:t>
       </w:r>
       <w:r>
         <w:rPr>
@@ -884,26 +912,7 @@
         <w:rPr>
           <w:rFonts w:ascii="Avenir Next" w:hAnsi="Avenir Next" w:cs="Avenir Next" w:eastAsia="Avenir Next"/>
           <w:color w:val="1A1A1A"/>
-          <w:sz w:val="21"/>
-          <w:szCs w:val="21"/>
-        </w:rPr>
-        <w:t xml:space="preserve"> and 9 × 6 = </w:t>
-      </w:r>
-      <w:r>
-        <w:rPr>
-          <w:rFonts w:ascii="Avenir Next" w:hAnsi="Avenir Next" w:cs="Avenir Next" w:eastAsia="Avenir Next"/>
-          <w:color w:val="1A1A1A"/>
-          <w:sz w:val="21"/>
-          <w:szCs w:val="21"/>
-          <w:u w:val="single"/>
-        </w:rPr>
-        <w:t xml:space="preserve">                </w:t>
-      </w:r>
-      <w:r>
-        <w:rPr>
-          <w:rFonts w:ascii="Avenir Next" w:hAnsi="Avenir Next" w:cs="Avenir Next" w:eastAsia="Avenir Next"/>
-          <w:color w:val="1A1A1A"/>
-          <w:sz w:val="21"/>
+          <w:sz w:val="22"/>
           <w:szCs w:val="21"/>
         </w:rPr>
         <w:t xml:space="preserve">.</w:t>
@@ -923,35 +932,35 @@
           <w:rFonts w:ascii="Avenir Next" w:hAnsi="Avenir Next" w:cs="Avenir Next" w:eastAsia="Avenir Next"/>
           <w:b/>
           <w:color w:val="003A70"/>
+          <w:sz w:val="22"/>
+          <w:szCs w:val="18"/>
+        </w:rPr>
+        <w:t xml:space="preserve">Step 3</w:t>
+      </w:r>
+      <w:r>
+        <w:rPr>
+          <w:rFonts w:ascii="Avenir Next" w:hAnsi="Avenir Next" w:cs="Avenir Next" w:eastAsia="Avenir Next"/>
+          <w:color w:val="1A1A1A"/>
           <w:sz w:val="18"/>
           <w:szCs w:val="18"/>
         </w:rPr>
-        <w:t xml:space="preserve">Step 3</w:t>
-      </w:r>
-      <w:r>
-        <w:rPr>
-          <w:rFonts w:ascii="Avenir Next" w:hAnsi="Avenir Next" w:cs="Avenir Next" w:eastAsia="Avenir Next"/>
-          <w:color w:val="1A1A1A"/>
-          <w:sz w:val="18"/>
-          <w:szCs w:val="18"/>
-        </w:rPr>
         <w:tab/>
       </w:r>
       <w:r>
         <w:rPr>
           <w:rFonts w:ascii="Avenir Next" w:hAnsi="Avenir Next" w:cs="Avenir Next" w:eastAsia="Avenir Next"/>
           <w:color w:val="1A1A1A"/>
+          <w:sz w:val="22"/>
+          <w:szCs w:val="21"/>
+        </w:rPr>
+        <w:t xml:space="preserve">90 + 54 = </w:t>
+      </w:r>
+      <w:r>
+        <w:rPr>
+          <w:rFonts w:ascii="Avenir Next" w:hAnsi="Avenir Next" w:cs="Avenir Next" w:eastAsia="Avenir Next"/>
+          <w:color w:val="1A1A1A"/>
           <w:sz w:val="21"/>
           <w:szCs w:val="21"/>
-        </w:rPr>
-        <w:t xml:space="preserve">90 + 54 = </w:t>
-      </w:r>
-      <w:r>
-        <w:rPr>
-          <w:rFonts w:ascii="Avenir Next" w:hAnsi="Avenir Next" w:cs="Avenir Next" w:eastAsia="Avenir Next"/>
-          <w:color w:val="1A1A1A"/>
-          <w:sz w:val="21"/>
-          <w:szCs w:val="21"/>
           <w:u w:val="single"/>
         </w:rPr>
         <w:t xml:space="preserve">                </w:t>
@@ -960,7 +969,7 @@
         <w:rPr>
           <w:rFonts w:ascii="Avenir Next" w:hAnsi="Avenir Next" w:cs="Avenir Next" w:eastAsia="Avenir Next"/>
           <w:color w:val="1A1A1A"/>
-          <w:sz w:val="21"/>
+          <w:sz w:val="22"/>
           <w:szCs w:val="21"/>
         </w:rPr>
         <w:t xml:space="preserve">.</w:t>
@@ -1023,35 +1032,35 @@
           <w:rFonts w:ascii="Avenir Next" w:hAnsi="Avenir Next" w:cs="Avenir Next" w:eastAsia="Avenir Next"/>
           <w:b/>
           <w:color w:val="003A70"/>
+          <w:sz w:val="22"/>
+          <w:szCs w:val="18"/>
+        </w:rPr>
+        <w:t xml:space="preserve">Step 1</w:t>
+      </w:r>
+      <w:r>
+        <w:rPr>
+          <w:rFonts w:ascii="Avenir Next" w:hAnsi="Avenir Next" w:cs="Avenir Next" w:eastAsia="Avenir Next"/>
+          <w:color w:val="1A1A1A"/>
           <w:sz w:val="18"/>
           <w:szCs w:val="18"/>
         </w:rPr>
-        <w:t xml:space="preserve">Step 1</w:t>
-      </w:r>
-      <w:r>
-        <w:rPr>
-          <w:rFonts w:ascii="Avenir Next" w:hAnsi="Avenir Next" w:cs="Avenir Next" w:eastAsia="Avenir Next"/>
-          <w:color w:val="1A1A1A"/>
-          <w:sz w:val="18"/>
-          <w:szCs w:val="18"/>
-        </w:rPr>
         <w:tab/>
       </w:r>
       <w:r>
         <w:rPr>
           <w:rFonts w:ascii="Avenir Next" w:hAnsi="Avenir Next" w:cs="Avenir Next" w:eastAsia="Avenir Next"/>
           <w:color w:val="1A1A1A"/>
+          <w:sz w:val="22"/>
+          <w:szCs w:val="21"/>
+        </w:rPr>
+        <w:t xml:space="preserve">12 = 10 + </w:t>
+      </w:r>
+      <w:r>
+        <w:rPr>
+          <w:rFonts w:ascii="Avenir Next" w:hAnsi="Avenir Next" w:cs="Avenir Next" w:eastAsia="Avenir Next"/>
+          <w:color w:val="1A1A1A"/>
           <w:sz w:val="21"/>
           <w:szCs w:val="21"/>
-        </w:rPr>
-        <w:t xml:space="preserve">12 = 10 + </w:t>
-      </w:r>
-      <w:r>
-        <w:rPr>
-          <w:rFonts w:ascii="Avenir Next" w:hAnsi="Avenir Next" w:cs="Avenir Next" w:eastAsia="Avenir Next"/>
-          <w:color w:val="1A1A1A"/>
-          <w:sz w:val="21"/>
-          <w:szCs w:val="21"/>
           <w:u w:val="single"/>
         </w:rPr>
         <w:t xml:space="preserve">                </w:t>
@@ -1060,7 +1069,7 @@
         <w:rPr>
           <w:rFonts w:ascii="Avenir Next" w:hAnsi="Avenir Next" w:cs="Avenir Next" w:eastAsia="Avenir Next"/>
           <w:color w:val="1A1A1A"/>
-          <w:sz w:val="21"/>
+          <w:sz w:val="22"/>
           <w:szCs w:val="21"/>
         </w:rPr>
         <w:t xml:space="preserve">.</w:t>
@@ -1080,28 +1089,47 @@
           <w:rFonts w:ascii="Avenir Next" w:hAnsi="Avenir Next" w:cs="Avenir Next" w:eastAsia="Avenir Next"/>
           <w:b/>
           <w:color w:val="003A70"/>
+          <w:sz w:val="22"/>
+          <w:szCs w:val="18"/>
+        </w:rPr>
+        <w:t xml:space="preserve">Step 2</w:t>
+      </w:r>
+      <w:r>
+        <w:rPr>
+          <w:rFonts w:ascii="Avenir Next" w:hAnsi="Avenir Next" w:cs="Avenir Next" w:eastAsia="Avenir Next"/>
+          <w:color w:val="1A1A1A"/>
           <w:sz w:val="18"/>
           <w:szCs w:val="18"/>
         </w:rPr>
-        <w:t xml:space="preserve">Step 2</w:t>
-      </w:r>
-      <w:r>
-        <w:rPr>
-          <w:rFonts w:ascii="Avenir Next" w:hAnsi="Avenir Next" w:cs="Avenir Next" w:eastAsia="Avenir Next"/>
-          <w:color w:val="1A1A1A"/>
-          <w:sz w:val="18"/>
-          <w:szCs w:val="18"/>
-        </w:rPr>
         <w:tab/>
       </w:r>
       <w:r>
         <w:rPr>
           <w:rFonts w:ascii="Avenir Next" w:hAnsi="Avenir Next" w:cs="Avenir Next" w:eastAsia="Avenir Next"/>
           <w:color w:val="1A1A1A"/>
+          <w:sz w:val="22"/>
+          <w:szCs w:val="21"/>
+        </w:rPr>
+        <w:t xml:space="preserve">5 × 10 = </w:t>
+      </w:r>
+      <w:r>
+        <w:rPr>
+          <w:rFonts w:ascii="Avenir Next" w:hAnsi="Avenir Next" w:cs="Avenir Next" w:eastAsia="Avenir Next"/>
+          <w:color w:val="1A1A1A"/>
           <w:sz w:val="21"/>
           <w:szCs w:val="21"/>
-        </w:rPr>
-        <w:t xml:space="preserve">5 × 10 = </w:t>
+          <w:u w:val="single"/>
+        </w:rPr>
+        <w:t xml:space="preserve">                </w:t>
+      </w:r>
+      <w:r>
+        <w:rPr>
+          <w:rFonts w:ascii="Avenir Next" w:hAnsi="Avenir Next" w:cs="Avenir Next" w:eastAsia="Avenir Next"/>
+          <w:color w:val="1A1A1A"/>
+          <w:sz w:val="22"/>
+          <w:szCs w:val="21"/>
+        </w:rPr>
+        <w:t xml:space="preserve"> and 5 × 2 = </w:t>
       </w:r>
       <w:r>
         <w:rPr>
@@ -1117,26 +1145,7 @@
         <w:rPr>
           <w:rFonts w:ascii="Avenir Next" w:hAnsi="Avenir Next" w:cs="Avenir Next" w:eastAsia="Avenir Next"/>
           <w:color w:val="1A1A1A"/>
-          <w:sz w:val="21"/>
-          <w:szCs w:val="21"/>
-        </w:rPr>
-        <w:t xml:space="preserve"> and 5 × 2 = </w:t>
-      </w:r>
-      <w:r>
-        <w:rPr>
-          <w:rFonts w:ascii="Avenir Next" w:hAnsi="Avenir Next" w:cs="Avenir Next" w:eastAsia="Avenir Next"/>
-          <w:color w:val="1A1A1A"/>
-          <w:sz w:val="21"/>
-          <w:szCs w:val="21"/>
-          <w:u w:val="single"/>
-        </w:rPr>
-        <w:t xml:space="preserve">                </w:t>
-      </w:r>
-      <w:r>
-        <w:rPr>
-          <w:rFonts w:ascii="Avenir Next" w:hAnsi="Avenir Next" w:cs="Avenir Next" w:eastAsia="Avenir Next"/>
-          <w:color w:val="1A1A1A"/>
-          <w:sz w:val="21"/>
+          <w:sz w:val="22"/>
           <w:szCs w:val="21"/>
         </w:rPr>
         <w:t xml:space="preserve">.</w:t>
@@ -1156,35 +1165,35 @@
           <w:rFonts w:ascii="Avenir Next" w:hAnsi="Avenir Next" w:cs="Avenir Next" w:eastAsia="Avenir Next"/>
           <w:b/>
           <w:color w:val="003A70"/>
+          <w:sz w:val="22"/>
+          <w:szCs w:val="18"/>
+        </w:rPr>
+        <w:t xml:space="preserve">Step 3</w:t>
+      </w:r>
+      <w:r>
+        <w:rPr>
+          <w:rFonts w:ascii="Avenir Next" w:hAnsi="Avenir Next" w:cs="Avenir Next" w:eastAsia="Avenir Next"/>
+          <w:color w:val="1A1A1A"/>
           <w:sz w:val="18"/>
           <w:szCs w:val="18"/>
         </w:rPr>
-        <w:t xml:space="preserve">Step 3</w:t>
-      </w:r>
-      <w:r>
-        <w:rPr>
-          <w:rFonts w:ascii="Avenir Next" w:hAnsi="Avenir Next" w:cs="Avenir Next" w:eastAsia="Avenir Next"/>
-          <w:color w:val="1A1A1A"/>
-          <w:sz w:val="18"/>
-          <w:szCs w:val="18"/>
-        </w:rPr>
         <w:tab/>
       </w:r>
       <w:r>
         <w:rPr>
           <w:rFonts w:ascii="Avenir Next" w:hAnsi="Avenir Next" w:cs="Avenir Next" w:eastAsia="Avenir Next"/>
           <w:color w:val="1A1A1A"/>
+          <w:sz w:val="22"/>
+          <w:szCs w:val="21"/>
+        </w:rPr>
+        <w:t xml:space="preserve">50 + 10 = </w:t>
+      </w:r>
+      <w:r>
+        <w:rPr>
+          <w:rFonts w:ascii="Avenir Next" w:hAnsi="Avenir Next" w:cs="Avenir Next" w:eastAsia="Avenir Next"/>
+          <w:color w:val="1A1A1A"/>
           <w:sz w:val="21"/>
           <w:szCs w:val="21"/>
-        </w:rPr>
-        <w:t xml:space="preserve">50 + 10 = </w:t>
-      </w:r>
-      <w:r>
-        <w:rPr>
-          <w:rFonts w:ascii="Avenir Next" w:hAnsi="Avenir Next" w:cs="Avenir Next" w:eastAsia="Avenir Next"/>
-          <w:color w:val="1A1A1A"/>
-          <w:sz w:val="21"/>
-          <w:szCs w:val="21"/>
           <w:u w:val="single"/>
         </w:rPr>
         <w:t xml:space="preserve">                </w:t>
@@ -1193,7 +1202,7 @@
         <w:rPr>
           <w:rFonts w:ascii="Avenir Next" w:hAnsi="Avenir Next" w:cs="Avenir Next" w:eastAsia="Avenir Next"/>
           <w:color w:val="1A1A1A"/>
-          <w:sz w:val="21"/>
+          <w:sz w:val="22"/>
           <w:szCs w:val="21"/>
         </w:rPr>
         <w:t xml:space="preserve">.</w:t>
@@ -1206,6 +1215,7 @@
     </w:p>
     <w:p>
       <w:pPr>
+        <w:pStyle w:val="Heading2"/>
         <w:keepNext/>
         <w:pBdr>
           <w:bottom w:val="single" w:sz="8" w:space="3" w:color="003A70"/>
@@ -1221,7 +1231,7 @@
           <w:b/>
           <w:color w:val="003A70"/>
           <w:spacing w:val="14"/>
-          <w:sz w:val="19"/>
+          <w:sz w:val="22"/>
           <w:szCs w:val="19"/>
         </w:rPr>
         <w:t xml:space="preserve">YOUR TURN</w:t>
@@ -1240,7 +1250,7 @@
           <w:rFonts w:ascii="Avenir Next" w:hAnsi="Avenir Next" w:cs="Avenir Next" w:eastAsia="Avenir Next"/>
           <w:i/>
           <w:color w:val="5A5F66"/>
-          <w:sz w:val="17"/>
+          <w:sz w:val="22"/>
           <w:szCs w:val="17"/>
         </w:rPr>
         <w:t xml:space="preserve">use the steps on your own</w:t>
@@ -1412,7 +1422,7 @@
                       <w:szCs w:val="22"/>
                       <w:u w:val="single"/>
                     </w:rPr>
-                    <w:t xml:space="preserve">      </w:t>
+                    <w:t xml:space="preserve">          </w:t>
                   </w:r>
                 </w:p>
               </w:tc>
@@ -1474,7 +1484,7 @@
                       <w:szCs w:val="22"/>
                       <w:u w:val="single"/>
                     </w:rPr>
-                    <w:t xml:space="preserve">      </w:t>
+                    <w:t xml:space="preserve">          </w:t>
                   </w:r>
                 </w:p>
               </w:tc>
@@ -1536,7 +1546,7 @@
                       <w:szCs w:val="22"/>
                       <w:u w:val="single"/>
                     </w:rPr>
-                    <w:t xml:space="preserve">      </w:t>
+                    <w:t xml:space="preserve">          </w:t>
                   </w:r>
                 </w:p>
               </w:tc>
@@ -1604,7 +1614,7 @@
                       <w:szCs w:val="22"/>
                       <w:u w:val="single"/>
                     </w:rPr>
-                    <w:t xml:space="preserve">      </w:t>
+                    <w:t xml:space="preserve">          </w:t>
                   </w:r>
                 </w:p>
               </w:tc>
@@ -1666,7 +1676,7 @@
                       <w:szCs w:val="22"/>
                       <w:u w:val="single"/>
                     </w:rPr>
-                    <w:t xml:space="preserve">      </w:t>
+                    <w:t xml:space="preserve">          </w:t>
                   </w:r>
                 </w:p>
               </w:tc>
@@ -1728,7 +1738,7 @@
                       <w:szCs w:val="22"/>
                       <w:u w:val="single"/>
                     </w:rPr>
-                    <w:t xml:space="preserve">      </w:t>
+                    <w:t xml:space="preserve">          </w:t>
                   </w:r>
                 </w:p>
               </w:tc>
@@ -1760,7 +1770,7 @@
           <w:caps/>
           <w:color w:val="003A70"/>
           <w:spacing w:val="12"/>
-          <w:sz w:val="19"/>
+          <w:sz w:val="22"/>
           <w:szCs w:val="19"/>
         </w:rPr>
         <w:t xml:space="preserve">Lesson 3-6  ·  Session 1  ·  Prerequisite Practice A  ·  Skill 2 of 2</w:t>
@@ -1768,6 +1778,7 @@
     </w:p>
     <w:p>
       <w:pPr>
+        <w:pStyle w:val="Heading1"/>
         <w:keepNext/>
         <w:spacing w:before="0" w:after="10" w:line="240" w:lineRule="auto"/>
       </w:pPr>
@@ -1793,7 +1804,7 @@
         <w:rPr>
           <w:rFonts w:ascii="Avenir Next" w:hAnsi="Avenir Next" w:cs="Avenir Next" w:eastAsia="Avenir Next"/>
           <w:color w:val="5A5F66"/>
-          <w:sz w:val="17"/>
+          <w:sz w:val="22"/>
           <w:szCs w:val="17"/>
         </w:rPr>
         <w:t xml:space="preserve">Builds on Grade 4 · 4.MD.A.1</w:t>
@@ -1836,6 +1847,7 @@
           </w:tcPr>
           <w:p>
             <w:pPr>
+              <w:pStyle w:val="Heading2"/>
               <w:spacing w:before="0" w:after="0" w:line="252" w:lineRule="auto"/>
             </w:pPr>
             <w:r>
@@ -1865,7 +1877,7 @@
               <w:rPr>
                 <w:rFonts w:ascii="Avenir Next" w:hAnsi="Avenir Next" w:cs="Avenir Next" w:eastAsia="Avenir Next"/>
                 <w:color w:val="1A1A1A"/>
-                <w:sz w:val="20"/>
+                <w:sz w:val="22"/>
                 <w:szCs w:val="20"/>
               </w:rPr>
               <w:t xml:space="preserve">You will convert measures like 4 ft = </w:t>
@@ -1884,7 +1896,7 @@
               <w:rPr>
                 <w:rFonts w:ascii="Avenir Next" w:hAnsi="Avenir Next" w:cs="Avenir Next" w:eastAsia="Avenir Next"/>
                 <w:color w:val="1A1A1A"/>
-                <w:sz w:val="20"/>
+                <w:sz w:val="22"/>
                 <w:szCs w:val="20"/>
               </w:rPr>
               <w:t xml:space="preserve"> in with no fact given.</w:t>
@@ -1904,6 +1916,7 @@
           </w:tcPr>
           <w:p>
             <w:pPr>
+              <w:pStyle w:val="Heading2"/>
               <w:spacing w:before="0" w:after="0" w:line="252" w:lineRule="auto"/>
             </w:pPr>
             <w:r>
@@ -1933,7 +1946,7 @@
               <w:rPr>
                 <w:rFonts w:ascii="Avenir Next" w:hAnsi="Avenir Next" w:cs="Avenir Next" w:eastAsia="Avenir Next"/>
                 <w:color w:val="1A1A1A"/>
-                <w:sz w:val="20"/>
+                <w:sz w:val="22"/>
                 <w:szCs w:val="20"/>
               </w:rPr>
               <w:t xml:space="preserve">Know facts like 1 ft = 12 in and 1 lb = 16 oz.  </w:t>
@@ -1943,7 +1956,7 @@
                 <w:rFonts w:ascii="Avenir Next" w:hAnsi="Avenir Next" w:cs="Avenir Next" w:eastAsia="Avenir Next"/>
                 <w:b/>
                 <w:color w:val="1A1A1A"/>
-                <w:sz w:val="20"/>
+                <w:sz w:val="22"/>
                 <w:szCs w:val="20"/>
               </w:rPr>
               <w:t xml:space="preserve">You will use it in Practice Form A, problem 1.</w:t>
@@ -1954,6 +1967,7 @@
     </w:tbl>
     <w:p>
       <w:pPr>
+        <w:pStyle w:val="Heading2"/>
         <w:keepNext/>
         <w:pBdr>
           <w:bottom w:val="single" w:sz="8" w:space="3" w:color="003A70"/>
@@ -1969,7 +1983,7 @@
           <w:b/>
           <w:color w:val="003A70"/>
           <w:spacing w:val="14"/>
-          <w:sz w:val="19"/>
+          <w:sz w:val="22"/>
           <w:szCs w:val="19"/>
         </w:rPr>
         <w:t xml:space="preserve">STEPS TO FOLLOW</w:t>
@@ -1988,7 +2002,7 @@
           <w:rFonts w:ascii="Avenir Next" w:hAnsi="Avenir Next" w:cs="Avenir Next" w:eastAsia="Avenir Next"/>
           <w:i/>
           <w:color w:val="5A5F66"/>
-          <w:sz w:val="17"/>
+          <w:sz w:val="22"/>
           <w:szCs w:val="17"/>
         </w:rPr>
         <w:t xml:space="preserve">use these same steps on every problem</w:t>
@@ -2030,6 +2044,7 @@
           </w:tcPr>
           <w:p>
             <w:pPr>
+              <w:pStyle w:val="Heading1"/>
               <w:spacing w:before="0" w:after="0" w:line="240" w:lineRule="auto"/>
               <w:jc w:val="center"/>
             </w:pPr>
@@ -2058,7 +2073,7 @@
               <w:rPr>
                 <w:rFonts w:ascii="Avenir Next" w:hAnsi="Avenir Next" w:cs="Avenir Next" w:eastAsia="Avenir Next"/>
                 <w:color w:val="1A1A1A"/>
-                <w:sz w:val="21"/>
+                <w:sz w:val="22"/>
                 <w:szCs w:val="21"/>
               </w:rPr>
               <w:t xml:space="preserve">Name the </w:t>
@@ -2068,7 +2083,7 @@
                 <w:rFonts w:ascii="Avenir Next" w:hAnsi="Avenir Next" w:cs="Avenir Next" w:eastAsia="Avenir Next"/>
                 <w:b/>
                 <w:color w:val="1A1A1A"/>
-                <w:sz w:val="21"/>
+                <w:sz w:val="22"/>
                 <w:szCs w:val="21"/>
               </w:rPr>
               <w:t xml:space="preserve">two units</w:t>
@@ -2077,7 +2092,7 @@
               <w:rPr>
                 <w:rFonts w:ascii="Avenir Next" w:hAnsi="Avenir Next" w:cs="Avenir Next" w:eastAsia="Avenir Next"/>
                 <w:color w:val="1A1A1A"/>
-                <w:sz w:val="21"/>
+                <w:sz w:val="22"/>
                 <w:szCs w:val="21"/>
               </w:rPr>
               <w:t xml:space="preserve">.</w:t>
@@ -2096,6 +2111,7 @@
           </w:tcPr>
           <w:p>
             <w:pPr>
+              <w:pStyle w:val="Heading1"/>
               <w:spacing w:before="0" w:after="0" w:line="240" w:lineRule="auto"/>
               <w:jc w:val="center"/>
             </w:pPr>
@@ -2124,7 +2140,7 @@
               <w:rPr>
                 <w:rFonts w:ascii="Avenir Next" w:hAnsi="Avenir Next" w:cs="Avenir Next" w:eastAsia="Avenir Next"/>
                 <w:color w:val="1A1A1A"/>
-                <w:sz w:val="21"/>
+                <w:sz w:val="22"/>
                 <w:szCs w:val="21"/>
               </w:rPr>
               <w:t xml:space="preserve">Recall the </w:t>
@@ -2134,7 +2150,7 @@
                 <w:rFonts w:ascii="Avenir Next" w:hAnsi="Avenir Next" w:cs="Avenir Next" w:eastAsia="Avenir Next"/>
                 <w:b/>
                 <w:color w:val="1A1A1A"/>
-                <w:sz w:val="21"/>
+                <w:sz w:val="22"/>
                 <w:szCs w:val="21"/>
               </w:rPr>
               <w:t xml:space="preserve">fact</w:t>
@@ -2143,7 +2159,7 @@
               <w:rPr>
                 <w:rFonts w:ascii="Avenir Next" w:hAnsi="Avenir Next" w:cs="Avenir Next" w:eastAsia="Avenir Next"/>
                 <w:color w:val="1A1A1A"/>
-                <w:sz w:val="21"/>
+                <w:sz w:val="22"/>
                 <w:szCs w:val="21"/>
               </w:rPr>
               <w:t xml:space="preserve"> that links them, like 1 ft = 12 in.</w:t>
@@ -2162,6 +2178,7 @@
           </w:tcPr>
           <w:p>
             <w:pPr>
+              <w:pStyle w:val="Heading1"/>
               <w:spacing w:before="0" w:after="0" w:line="240" w:lineRule="auto"/>
               <w:jc w:val="center"/>
             </w:pPr>
@@ -2191,7 +2208,7 @@
                 <w:rFonts w:ascii="Avenir Next" w:hAnsi="Avenir Next" w:cs="Avenir Next" w:eastAsia="Avenir Next"/>
                 <w:b/>
                 <w:color w:val="1A1A1A"/>
-                <w:sz w:val="21"/>
+                <w:sz w:val="22"/>
                 <w:szCs w:val="21"/>
               </w:rPr>
               <w:t xml:space="preserve">Multiply</w:t>
@@ -2200,7 +2217,7 @@
               <w:rPr>
                 <w:rFonts w:ascii="Avenir Next" w:hAnsi="Avenir Next" w:cs="Avenir Next" w:eastAsia="Avenir Next"/>
                 <w:color w:val="1A1A1A"/>
-                <w:sz w:val="21"/>
+                <w:sz w:val="22"/>
                 <w:szCs w:val="21"/>
               </w:rPr>
               <w:t xml:space="preserve"> the count by the fact.</w:t>
@@ -2211,6 +2228,7 @@
     </w:tbl>
     <w:p>
       <w:pPr>
+        <w:pStyle w:val="Heading2"/>
         <w:keepNext/>
         <w:pBdr>
           <w:bottom w:val="single" w:sz="8" w:space="3" w:color="003A70"/>
@@ -2226,7 +2244,7 @@
           <w:b/>
           <w:color w:val="003A70"/>
           <w:spacing w:val="14"/>
-          <w:sz w:val="19"/>
+          <w:sz w:val="22"/>
           <w:szCs w:val="19"/>
         </w:rPr>
         <w:t xml:space="preserve">WATCH ME</w:t>
@@ -2245,7 +2263,7 @@
           <w:rFonts w:ascii="Avenir Next" w:hAnsi="Avenir Next" w:cs="Avenir Next" w:eastAsia="Avenir Next"/>
           <w:i/>
           <w:color w:val="5A5F66"/>
-          <w:sz w:val="17"/>
+          <w:sz w:val="22"/>
           <w:szCs w:val="17"/>
         </w:rPr>
         <w:t xml:space="preserve">the steps in action</w:t>
@@ -2260,7 +2278,7 @@
           <w:rFonts w:ascii="Avenir Next" w:hAnsi="Avenir Next" w:cs="Avenir Next" w:eastAsia="Avenir Next"/>
           <w:b/>
           <w:color w:val="1A1A1A"/>
-          <w:sz w:val="21"/>
+          <w:sz w:val="22"/>
           <w:szCs w:val="21"/>
         </w:rPr>
         <w:t xml:space="preserve">How many inches are in 3 feet?</w:t>
@@ -2279,25 +2297,25 @@
           <w:rFonts w:ascii="Avenir Next" w:hAnsi="Avenir Next" w:cs="Avenir Next" w:eastAsia="Avenir Next"/>
           <w:b/>
           <w:color w:val="003A70"/>
+          <w:sz w:val="22"/>
+          <w:szCs w:val="19"/>
+        </w:rPr>
+        <w:t xml:space="preserve">Step 1</w:t>
+      </w:r>
+      <w:r>
+        <w:rPr>
+          <w:rFonts w:ascii="Avenir Next" w:hAnsi="Avenir Next" w:cs="Avenir Next" w:eastAsia="Avenir Next"/>
+          <w:color w:val="1A1A1A"/>
           <w:sz w:val="19"/>
           <w:szCs w:val="19"/>
         </w:rPr>
-        <w:t xml:space="preserve">Step 1</w:t>
-      </w:r>
-      <w:r>
-        <w:rPr>
-          <w:rFonts w:ascii="Avenir Next" w:hAnsi="Avenir Next" w:cs="Avenir Next" w:eastAsia="Avenir Next"/>
-          <w:color w:val="1A1A1A"/>
-          <w:sz w:val="19"/>
-          <w:szCs w:val="19"/>
-        </w:rPr>
         <w:tab/>
       </w:r>
       <w:r>
         <w:rPr>
           <w:rFonts w:ascii="Avenir Next" w:hAnsi="Avenir Next" w:cs="Avenir Next" w:eastAsia="Avenir Next"/>
           <w:color w:val="1A1A1A"/>
-          <w:sz w:val="21"/>
+          <w:sz w:val="22"/>
           <w:szCs w:val="21"/>
         </w:rPr>
         <w:t xml:space="preserve">Feet and inches.</w:t>
@@ -2316,25 +2334,25 @@
           <w:rFonts w:ascii="Avenir Next" w:hAnsi="Avenir Next" w:cs="Avenir Next" w:eastAsia="Avenir Next"/>
           <w:b/>
           <w:color w:val="003A70"/>
+          <w:sz w:val="22"/>
+          <w:szCs w:val="19"/>
+        </w:rPr>
+        <w:t xml:space="preserve">Step 2</w:t>
+      </w:r>
+      <w:r>
+        <w:rPr>
+          <w:rFonts w:ascii="Avenir Next" w:hAnsi="Avenir Next" w:cs="Avenir Next" w:eastAsia="Avenir Next"/>
+          <w:color w:val="1A1A1A"/>
           <w:sz w:val="19"/>
           <w:szCs w:val="19"/>
         </w:rPr>
-        <w:t xml:space="preserve">Step 2</w:t>
-      </w:r>
-      <w:r>
-        <w:rPr>
-          <w:rFonts w:ascii="Avenir Next" w:hAnsi="Avenir Next" w:cs="Avenir Next" w:eastAsia="Avenir Next"/>
-          <w:color w:val="1A1A1A"/>
-          <w:sz w:val="19"/>
-          <w:szCs w:val="19"/>
-        </w:rPr>
         <w:tab/>
       </w:r>
       <w:r>
         <w:rPr>
           <w:rFonts w:ascii="Avenir Next" w:hAnsi="Avenir Next" w:cs="Avenir Next" w:eastAsia="Avenir Next"/>
           <w:color w:val="1A1A1A"/>
-          <w:sz w:val="21"/>
+          <w:sz w:val="22"/>
           <w:szCs w:val="21"/>
         </w:rPr>
         <w:t xml:space="preserve">1 ft = 12 in.</w:t>
@@ -2353,25 +2371,25 @@
           <w:rFonts w:ascii="Avenir Next" w:hAnsi="Avenir Next" w:cs="Avenir Next" w:eastAsia="Avenir Next"/>
           <w:b/>
           <w:color w:val="003A70"/>
+          <w:sz w:val="22"/>
+          <w:szCs w:val="19"/>
+        </w:rPr>
+        <w:t xml:space="preserve">Step 3</w:t>
+      </w:r>
+      <w:r>
+        <w:rPr>
+          <w:rFonts w:ascii="Avenir Next" w:hAnsi="Avenir Next" w:cs="Avenir Next" w:eastAsia="Avenir Next"/>
+          <w:color w:val="1A1A1A"/>
           <w:sz w:val="19"/>
           <w:szCs w:val="19"/>
         </w:rPr>
-        <w:t xml:space="preserve">Step 3</w:t>
-      </w:r>
-      <w:r>
-        <w:rPr>
-          <w:rFonts w:ascii="Avenir Next" w:hAnsi="Avenir Next" w:cs="Avenir Next" w:eastAsia="Avenir Next"/>
-          <w:color w:val="1A1A1A"/>
-          <w:sz w:val="19"/>
-          <w:szCs w:val="19"/>
-        </w:rPr>
         <w:tab/>
       </w:r>
       <w:r>
         <w:rPr>
           <w:rFonts w:ascii="Avenir Next" w:hAnsi="Avenir Next" w:cs="Avenir Next" w:eastAsia="Avenir Next"/>
           <w:color w:val="1A1A1A"/>
-          <w:sz w:val="21"/>
+          <w:sz w:val="22"/>
           <w:szCs w:val="21"/>
         </w:rPr>
         <w:t xml:space="preserve">3 × 12 = 36.</w:t>
@@ -2390,18 +2408,18 @@
           <w:rFonts w:ascii="Avenir Next" w:hAnsi="Avenir Next" w:cs="Avenir Next" w:eastAsia="Avenir Next"/>
           <w:b/>
           <w:color w:val="1A1A1A"/>
+          <w:sz w:val="22"/>
+          <w:szCs w:val="21"/>
+        </w:rPr>
+        <w:t xml:space="preserve">Answer</w:t>
+      </w:r>
+      <w:r>
+        <w:rPr>
+          <w:rFonts w:ascii="Avenir Next" w:hAnsi="Avenir Next" w:cs="Avenir Next" w:eastAsia="Avenir Next"/>
+          <w:color w:val="1A1A1A"/>
           <w:sz w:val="21"/>
           <w:szCs w:val="21"/>
         </w:rPr>
-        <w:t xml:space="preserve">Answer</w:t>
-      </w:r>
-      <w:r>
-        <w:rPr>
-          <w:rFonts w:ascii="Avenir Next" w:hAnsi="Avenir Next" w:cs="Avenir Next" w:eastAsia="Avenir Next"/>
-          <w:color w:val="1A1A1A"/>
-          <w:sz w:val="21"/>
-          <w:szCs w:val="21"/>
-        </w:rPr>
         <w:tab/>
       </w:r>
       <w:r>
@@ -2409,7 +2427,7 @@
           <w:rFonts w:ascii="Avenir Next" w:hAnsi="Avenir Next" w:cs="Avenir Next" w:eastAsia="Avenir Next"/>
           <w:b/>
           <w:color w:val="1A1A1A"/>
-          <w:sz w:val="21"/>
+          <w:sz w:val="22"/>
           <w:szCs w:val="21"/>
         </w:rPr>
         <w:t xml:space="preserve">36 in</w:t>
@@ -2417,6 +2435,7 @@
     </w:p>
     <w:p>
       <w:pPr>
+        <w:pStyle w:val="Heading2"/>
         <w:keepNext/>
         <w:pBdr>
           <w:bottom w:val="single" w:sz="8" w:space="3" w:color="003A70"/>
@@ -2432,7 +2451,7 @@
           <w:b/>
           <w:color w:val="003A70"/>
           <w:spacing w:val="14"/>
-          <w:sz w:val="19"/>
+          <w:sz w:val="22"/>
           <w:szCs w:val="19"/>
         </w:rPr>
         <w:t xml:space="preserve">TRY IT WITH HELP</w:t>
@@ -2451,7 +2470,7 @@
           <w:rFonts w:ascii="Avenir Next" w:hAnsi="Avenir Next" w:cs="Avenir Next" w:eastAsia="Avenir Next"/>
           <w:i/>
           <w:color w:val="5A5F66"/>
-          <w:sz w:val="17"/>
+          <w:sz w:val="22"/>
           <w:szCs w:val="17"/>
         </w:rPr>
         <w:t xml:space="preserve">fill in each step</w:t>
@@ -2509,35 +2528,35 @@
           <w:rFonts w:ascii="Avenir Next" w:hAnsi="Avenir Next" w:cs="Avenir Next" w:eastAsia="Avenir Next"/>
           <w:b/>
           <w:color w:val="003A70"/>
+          <w:sz w:val="22"/>
+          <w:szCs w:val="18"/>
+        </w:rPr>
+        <w:t xml:space="preserve">Step 1</w:t>
+      </w:r>
+      <w:r>
+        <w:rPr>
+          <w:rFonts w:ascii="Avenir Next" w:hAnsi="Avenir Next" w:cs="Avenir Next" w:eastAsia="Avenir Next"/>
+          <w:color w:val="1A1A1A"/>
           <w:sz w:val="18"/>
           <w:szCs w:val="18"/>
         </w:rPr>
-        <w:t xml:space="preserve">Step 1</w:t>
-      </w:r>
-      <w:r>
-        <w:rPr>
-          <w:rFonts w:ascii="Avenir Next" w:hAnsi="Avenir Next" w:cs="Avenir Next" w:eastAsia="Avenir Next"/>
-          <w:color w:val="1A1A1A"/>
-          <w:sz w:val="18"/>
-          <w:szCs w:val="18"/>
-        </w:rPr>
         <w:tab/>
       </w:r>
       <w:r>
         <w:rPr>
           <w:rFonts w:ascii="Avenir Next" w:hAnsi="Avenir Next" w:cs="Avenir Next" w:eastAsia="Avenir Next"/>
           <w:color w:val="1A1A1A"/>
+          <w:sz w:val="22"/>
+          <w:szCs w:val="21"/>
+        </w:rPr>
+        <w:t xml:space="preserve">Pounds and </w:t>
+      </w:r>
+      <w:r>
+        <w:rPr>
+          <w:rFonts w:ascii="Avenir Next" w:hAnsi="Avenir Next" w:cs="Avenir Next" w:eastAsia="Avenir Next"/>
+          <w:color w:val="1A1A1A"/>
           <w:sz w:val="21"/>
           <w:szCs w:val="21"/>
-        </w:rPr>
-        <w:t xml:space="preserve">Pounds and </w:t>
-      </w:r>
-      <w:r>
-        <w:rPr>
-          <w:rFonts w:ascii="Avenir Next" w:hAnsi="Avenir Next" w:cs="Avenir Next" w:eastAsia="Avenir Next"/>
-          <w:color w:val="1A1A1A"/>
-          <w:sz w:val="21"/>
-          <w:szCs w:val="21"/>
           <w:u w:val="single"/>
         </w:rPr>
         <w:t xml:space="preserve">                </w:t>
@@ -2546,7 +2565,7 @@
         <w:rPr>
           <w:rFonts w:ascii="Avenir Next" w:hAnsi="Avenir Next" w:cs="Avenir Next" w:eastAsia="Avenir Next"/>
           <w:color w:val="1A1A1A"/>
-          <w:sz w:val="21"/>
+          <w:sz w:val="22"/>
           <w:szCs w:val="21"/>
         </w:rPr>
         <w:t xml:space="preserve">.</w:t>
@@ -2566,35 +2585,35 @@
           <w:rFonts w:ascii="Avenir Next" w:hAnsi="Avenir Next" w:cs="Avenir Next" w:eastAsia="Avenir Next"/>
           <w:b/>
           <w:color w:val="003A70"/>
+          <w:sz w:val="22"/>
+          <w:szCs w:val="18"/>
+        </w:rPr>
+        <w:t xml:space="preserve">Step 2</w:t>
+      </w:r>
+      <w:r>
+        <w:rPr>
+          <w:rFonts w:ascii="Avenir Next" w:hAnsi="Avenir Next" w:cs="Avenir Next" w:eastAsia="Avenir Next"/>
+          <w:color w:val="1A1A1A"/>
           <w:sz w:val="18"/>
           <w:szCs w:val="18"/>
         </w:rPr>
-        <w:t xml:space="preserve">Step 2</w:t>
-      </w:r>
-      <w:r>
-        <w:rPr>
-          <w:rFonts w:ascii="Avenir Next" w:hAnsi="Avenir Next" w:cs="Avenir Next" w:eastAsia="Avenir Next"/>
-          <w:color w:val="1A1A1A"/>
-          <w:sz w:val="18"/>
-          <w:szCs w:val="18"/>
-        </w:rPr>
         <w:tab/>
       </w:r>
       <w:r>
         <w:rPr>
           <w:rFonts w:ascii="Avenir Next" w:hAnsi="Avenir Next" w:cs="Avenir Next" w:eastAsia="Avenir Next"/>
           <w:color w:val="1A1A1A"/>
+          <w:sz w:val="22"/>
+          <w:szCs w:val="21"/>
+        </w:rPr>
+        <w:t xml:space="preserve">1 lb = </w:t>
+      </w:r>
+      <w:r>
+        <w:rPr>
+          <w:rFonts w:ascii="Avenir Next" w:hAnsi="Avenir Next" w:cs="Avenir Next" w:eastAsia="Avenir Next"/>
+          <w:color w:val="1A1A1A"/>
           <w:sz w:val="21"/>
           <w:szCs w:val="21"/>
-        </w:rPr>
-        <w:t xml:space="preserve">1 lb = </w:t>
-      </w:r>
-      <w:r>
-        <w:rPr>
-          <w:rFonts w:ascii="Avenir Next" w:hAnsi="Avenir Next" w:cs="Avenir Next" w:eastAsia="Avenir Next"/>
-          <w:color w:val="1A1A1A"/>
-          <w:sz w:val="21"/>
-          <w:szCs w:val="21"/>
           <w:u w:val="single"/>
         </w:rPr>
         <w:t xml:space="preserve">                </w:t>
@@ -2603,7 +2622,7 @@
         <w:rPr>
           <w:rFonts w:ascii="Avenir Next" w:hAnsi="Avenir Next" w:cs="Avenir Next" w:eastAsia="Avenir Next"/>
           <w:color w:val="1A1A1A"/>
-          <w:sz w:val="21"/>
+          <w:sz w:val="22"/>
           <w:szCs w:val="21"/>
         </w:rPr>
         <w:t xml:space="preserve"> oz.</w:t>
@@ -2623,35 +2642,35 @@
           <w:rFonts w:ascii="Avenir Next" w:hAnsi="Avenir Next" w:cs="Avenir Next" w:eastAsia="Avenir Next"/>
           <w:b/>
           <w:color w:val="003A70"/>
+          <w:sz w:val="22"/>
+          <w:szCs w:val="18"/>
+        </w:rPr>
+        <w:t xml:space="preserve">Step 3</w:t>
+      </w:r>
+      <w:r>
+        <w:rPr>
+          <w:rFonts w:ascii="Avenir Next" w:hAnsi="Avenir Next" w:cs="Avenir Next" w:eastAsia="Avenir Next"/>
+          <w:color w:val="1A1A1A"/>
           <w:sz w:val="18"/>
           <w:szCs w:val="18"/>
         </w:rPr>
-        <w:t xml:space="preserve">Step 3</w:t>
-      </w:r>
-      <w:r>
-        <w:rPr>
-          <w:rFonts w:ascii="Avenir Next" w:hAnsi="Avenir Next" w:cs="Avenir Next" w:eastAsia="Avenir Next"/>
-          <w:color w:val="1A1A1A"/>
-          <w:sz w:val="18"/>
-          <w:szCs w:val="18"/>
-        </w:rPr>
         <w:tab/>
       </w:r>
       <w:r>
         <w:rPr>
           <w:rFonts w:ascii="Avenir Next" w:hAnsi="Avenir Next" w:cs="Avenir Next" w:eastAsia="Avenir Next"/>
           <w:color w:val="1A1A1A"/>
+          <w:sz w:val="22"/>
+          <w:szCs w:val="21"/>
+        </w:rPr>
+        <w:t xml:space="preserve">2 × 16 = </w:t>
+      </w:r>
+      <w:r>
+        <w:rPr>
+          <w:rFonts w:ascii="Avenir Next" w:hAnsi="Avenir Next" w:cs="Avenir Next" w:eastAsia="Avenir Next"/>
+          <w:color w:val="1A1A1A"/>
           <w:sz w:val="21"/>
           <w:szCs w:val="21"/>
-        </w:rPr>
-        <w:t xml:space="preserve">2 × 16 = </w:t>
-      </w:r>
-      <w:r>
-        <w:rPr>
-          <w:rFonts w:ascii="Avenir Next" w:hAnsi="Avenir Next" w:cs="Avenir Next" w:eastAsia="Avenir Next"/>
-          <w:color w:val="1A1A1A"/>
-          <w:sz w:val="21"/>
-          <w:szCs w:val="21"/>
           <w:u w:val="single"/>
         </w:rPr>
         <w:t xml:space="preserve">                </w:t>
@@ -2660,7 +2679,7 @@
         <w:rPr>
           <w:rFonts w:ascii="Avenir Next" w:hAnsi="Avenir Next" w:cs="Avenir Next" w:eastAsia="Avenir Next"/>
           <w:color w:val="1A1A1A"/>
-          <w:sz w:val="21"/>
+          <w:sz w:val="22"/>
           <w:szCs w:val="21"/>
         </w:rPr>
         <w:t xml:space="preserve"> oz.</w:t>
@@ -2723,35 +2742,35 @@
           <w:rFonts w:ascii="Avenir Next" w:hAnsi="Avenir Next" w:cs="Avenir Next" w:eastAsia="Avenir Next"/>
           <w:b/>
           <w:color w:val="003A70"/>
+          <w:sz w:val="22"/>
+          <w:szCs w:val="18"/>
+        </w:rPr>
+        <w:t xml:space="preserve">Step 1</w:t>
+      </w:r>
+      <w:r>
+        <w:rPr>
+          <w:rFonts w:ascii="Avenir Next" w:hAnsi="Avenir Next" w:cs="Avenir Next" w:eastAsia="Avenir Next"/>
+          <w:color w:val="1A1A1A"/>
           <w:sz w:val="18"/>
           <w:szCs w:val="18"/>
         </w:rPr>
-        <w:t xml:space="preserve">Step 1</w:t>
-      </w:r>
-      <w:r>
-        <w:rPr>
-          <w:rFonts w:ascii="Avenir Next" w:hAnsi="Avenir Next" w:cs="Avenir Next" w:eastAsia="Avenir Next"/>
-          <w:color w:val="1A1A1A"/>
-          <w:sz w:val="18"/>
-          <w:szCs w:val="18"/>
-        </w:rPr>
         <w:tab/>
       </w:r>
       <w:r>
         <w:rPr>
           <w:rFonts w:ascii="Avenir Next" w:hAnsi="Avenir Next" w:cs="Avenir Next" w:eastAsia="Avenir Next"/>
           <w:color w:val="1A1A1A"/>
+          <w:sz w:val="22"/>
+          <w:szCs w:val="21"/>
+        </w:rPr>
+        <w:t xml:space="preserve">Yards and </w:t>
+      </w:r>
+      <w:r>
+        <w:rPr>
+          <w:rFonts w:ascii="Avenir Next" w:hAnsi="Avenir Next" w:cs="Avenir Next" w:eastAsia="Avenir Next"/>
+          <w:color w:val="1A1A1A"/>
           <w:sz w:val="21"/>
           <w:szCs w:val="21"/>
-        </w:rPr>
-        <w:t xml:space="preserve">Yards and </w:t>
-      </w:r>
-      <w:r>
-        <w:rPr>
-          <w:rFonts w:ascii="Avenir Next" w:hAnsi="Avenir Next" w:cs="Avenir Next" w:eastAsia="Avenir Next"/>
-          <w:color w:val="1A1A1A"/>
-          <w:sz w:val="21"/>
-          <w:szCs w:val="21"/>
           <w:u w:val="single"/>
         </w:rPr>
         <w:t xml:space="preserve">                </w:t>
@@ -2760,7 +2779,7 @@
         <w:rPr>
           <w:rFonts w:ascii="Avenir Next" w:hAnsi="Avenir Next" w:cs="Avenir Next" w:eastAsia="Avenir Next"/>
           <w:color w:val="1A1A1A"/>
-          <w:sz w:val="21"/>
+          <w:sz w:val="22"/>
           <w:szCs w:val="21"/>
         </w:rPr>
         <w:t xml:space="preserve">.</w:t>
@@ -2780,35 +2799,35 @@
           <w:rFonts w:ascii="Avenir Next" w:hAnsi="Avenir Next" w:cs="Avenir Next" w:eastAsia="Avenir Next"/>
           <w:b/>
           <w:color w:val="003A70"/>
+          <w:sz w:val="22"/>
+          <w:szCs w:val="18"/>
+        </w:rPr>
+        <w:t xml:space="preserve">Step 2</w:t>
+      </w:r>
+      <w:r>
+        <w:rPr>
+          <w:rFonts w:ascii="Avenir Next" w:hAnsi="Avenir Next" w:cs="Avenir Next" w:eastAsia="Avenir Next"/>
+          <w:color w:val="1A1A1A"/>
           <w:sz w:val="18"/>
           <w:szCs w:val="18"/>
         </w:rPr>
-        <w:t xml:space="preserve">Step 2</w:t>
-      </w:r>
-      <w:r>
-        <w:rPr>
-          <w:rFonts w:ascii="Avenir Next" w:hAnsi="Avenir Next" w:cs="Avenir Next" w:eastAsia="Avenir Next"/>
-          <w:color w:val="1A1A1A"/>
-          <w:sz w:val="18"/>
-          <w:szCs w:val="18"/>
-        </w:rPr>
         <w:tab/>
       </w:r>
       <w:r>
         <w:rPr>
           <w:rFonts w:ascii="Avenir Next" w:hAnsi="Avenir Next" w:cs="Avenir Next" w:eastAsia="Avenir Next"/>
           <w:color w:val="1A1A1A"/>
+          <w:sz w:val="22"/>
+          <w:szCs w:val="21"/>
+        </w:rPr>
+        <w:t xml:space="preserve">1 yd = </w:t>
+      </w:r>
+      <w:r>
+        <w:rPr>
+          <w:rFonts w:ascii="Avenir Next" w:hAnsi="Avenir Next" w:cs="Avenir Next" w:eastAsia="Avenir Next"/>
+          <w:color w:val="1A1A1A"/>
           <w:sz w:val="21"/>
           <w:szCs w:val="21"/>
-        </w:rPr>
-        <w:t xml:space="preserve">1 yd = </w:t>
-      </w:r>
-      <w:r>
-        <w:rPr>
-          <w:rFonts w:ascii="Avenir Next" w:hAnsi="Avenir Next" w:cs="Avenir Next" w:eastAsia="Avenir Next"/>
-          <w:color w:val="1A1A1A"/>
-          <w:sz w:val="21"/>
-          <w:szCs w:val="21"/>
           <w:u w:val="single"/>
         </w:rPr>
         <w:t xml:space="preserve">                </w:t>
@@ -2817,7 +2836,7 @@
         <w:rPr>
           <w:rFonts w:ascii="Avenir Next" w:hAnsi="Avenir Next" w:cs="Avenir Next" w:eastAsia="Avenir Next"/>
           <w:color w:val="1A1A1A"/>
-          <w:sz w:val="21"/>
+          <w:sz w:val="22"/>
           <w:szCs w:val="21"/>
         </w:rPr>
         <w:t xml:space="preserve"> ft.</w:t>
@@ -2837,35 +2856,35 @@
           <w:rFonts w:ascii="Avenir Next" w:hAnsi="Avenir Next" w:cs="Avenir Next" w:eastAsia="Avenir Next"/>
           <w:b/>
           <w:color w:val="003A70"/>
+          <w:sz w:val="22"/>
+          <w:szCs w:val="18"/>
+        </w:rPr>
+        <w:t xml:space="preserve">Step 3</w:t>
+      </w:r>
+      <w:r>
+        <w:rPr>
+          <w:rFonts w:ascii="Avenir Next" w:hAnsi="Avenir Next" w:cs="Avenir Next" w:eastAsia="Avenir Next"/>
+          <w:color w:val="1A1A1A"/>
           <w:sz w:val="18"/>
           <w:szCs w:val="18"/>
         </w:rPr>
-        <w:t xml:space="preserve">Step 3</w:t>
-      </w:r>
-      <w:r>
-        <w:rPr>
-          <w:rFonts w:ascii="Avenir Next" w:hAnsi="Avenir Next" w:cs="Avenir Next" w:eastAsia="Avenir Next"/>
-          <w:color w:val="1A1A1A"/>
-          <w:sz w:val="18"/>
-          <w:szCs w:val="18"/>
-        </w:rPr>
         <w:tab/>
       </w:r>
       <w:r>
         <w:rPr>
           <w:rFonts w:ascii="Avenir Next" w:hAnsi="Avenir Next" w:cs="Avenir Next" w:eastAsia="Avenir Next"/>
           <w:color w:val="1A1A1A"/>
+          <w:sz w:val="22"/>
+          <w:szCs w:val="21"/>
+        </w:rPr>
+        <w:t xml:space="preserve">4 × 3 = </w:t>
+      </w:r>
+      <w:r>
+        <w:rPr>
+          <w:rFonts w:ascii="Avenir Next" w:hAnsi="Avenir Next" w:cs="Avenir Next" w:eastAsia="Avenir Next"/>
+          <w:color w:val="1A1A1A"/>
           <w:sz w:val="21"/>
           <w:szCs w:val="21"/>
-        </w:rPr>
-        <w:t xml:space="preserve">4 × 3 = </w:t>
-      </w:r>
-      <w:r>
-        <w:rPr>
-          <w:rFonts w:ascii="Avenir Next" w:hAnsi="Avenir Next" w:cs="Avenir Next" w:eastAsia="Avenir Next"/>
-          <w:color w:val="1A1A1A"/>
-          <w:sz w:val="21"/>
-          <w:szCs w:val="21"/>
           <w:u w:val="single"/>
         </w:rPr>
         <w:t xml:space="preserve">                </w:t>
@@ -2874,7 +2893,7 @@
         <w:rPr>
           <w:rFonts w:ascii="Avenir Next" w:hAnsi="Avenir Next" w:cs="Avenir Next" w:eastAsia="Avenir Next"/>
           <w:color w:val="1A1A1A"/>
-          <w:sz w:val="21"/>
+          <w:sz w:val="22"/>
           <w:szCs w:val="21"/>
         </w:rPr>
         <w:t xml:space="preserve"> ft.</w:t>
@@ -2887,6 +2906,7 @@
     </w:p>
     <w:p>
       <w:pPr>
+        <w:pStyle w:val="Heading2"/>
         <w:keepNext/>
         <w:pBdr>
           <w:bottom w:val="single" w:sz="8" w:space="3" w:color="003A70"/>
@@ -2902,7 +2922,7 @@
           <w:b/>
           <w:color w:val="003A70"/>
           <w:spacing w:val="14"/>
-          <w:sz w:val="19"/>
+          <w:sz w:val="22"/>
           <w:szCs w:val="19"/>
         </w:rPr>
         <w:t xml:space="preserve">YOUR TURN</w:t>
@@ -2921,7 +2941,7 @@
           <w:rFonts w:ascii="Avenir Next" w:hAnsi="Avenir Next" w:cs="Avenir Next" w:eastAsia="Avenir Next"/>
           <w:i/>
           <w:color w:val="5A5F66"/>
-          <w:sz w:val="17"/>
+          <w:sz w:val="22"/>
           <w:szCs w:val="17"/>
         </w:rPr>
         <w:t xml:space="preserve">use the steps on your own</w:t>
@@ -3430,6 +3450,7 @@
     </w:p>
     <w:p>
       <w:pPr>
+        <w:pStyle w:val="Heading2"/>
         <w:keepNext/>
         <w:pBdr>
           <w:bottom w:val="single" w:sz="8" w:space="3" w:color="003A70"/>
@@ -3445,7 +3466,7 @@
           <w:b/>
           <w:color w:val="003A70"/>
           <w:spacing w:val="14"/>
-          <w:sz w:val="19"/>
+          <w:sz w:val="22"/>
           <w:szCs w:val="19"/>
         </w:rPr>
         <w:t xml:space="preserve">READY CHECK</w:t>
@@ -3464,7 +3485,7 @@
           <w:rFonts w:ascii="Avenir Next" w:hAnsi="Avenir Next" w:cs="Avenir Next" w:eastAsia="Avenir Next"/>
           <w:i/>
           <w:color w:val="5A5F66"/>
-          <w:sz w:val="17"/>
+          <w:sz w:val="22"/>
           <w:szCs w:val="17"/>
         </w:rPr>
         <w:t xml:space="preserve">a problem like the one in today’s lesson</w:t>
@@ -3596,25 +3617,25 @@
                       <w:rFonts w:ascii="Avenir Next" w:hAnsi="Avenir Next" w:cs="Avenir Next" w:eastAsia="Avenir Next"/>
                       <w:b/>
                       <w:color w:val="003A70"/>
+                      <w:sz w:val="22"/>
+                      <w:szCs w:val="21"/>
+                    </w:rPr>
+                    <w:t xml:space="preserve">A</w:t>
+                  </w:r>
+                  <w:r>
+                    <w:rPr>
+                      <w:rFonts w:ascii="Avenir Next" w:hAnsi="Avenir Next" w:cs="Avenir Next" w:eastAsia="Avenir Next"/>
+                      <w:color w:val="1A1A1A"/>
                       <w:sz w:val="21"/>
                       <w:szCs w:val="21"/>
                     </w:rPr>
-                    <w:t xml:space="preserve">A</w:t>
-                  </w:r>
-                  <w:r>
-                    <w:rPr>
-                      <w:rFonts w:ascii="Avenir Next" w:hAnsi="Avenir Next" w:cs="Avenir Next" w:eastAsia="Avenir Next"/>
-                      <w:color w:val="1A1A1A"/>
-                      <w:sz w:val="21"/>
-                      <w:szCs w:val="21"/>
-                    </w:rPr>
                     <w:tab/>
                   </w:r>
                   <w:r>
                     <w:rPr>
                       <w:rFonts w:ascii="Avenir Next" w:hAnsi="Avenir Next" w:cs="Avenir Next" w:eastAsia="Avenir Next"/>
                       <w:color w:val="1A1A1A"/>
-                      <w:sz w:val="21"/>
+                      <w:sz w:val="22"/>
                       <w:szCs w:val="21"/>
                     </w:rPr>
                     <w:t xml:space="preserve">36 ounces</w:t>
@@ -3639,25 +3660,25 @@
                       <w:rFonts w:ascii="Avenir Next" w:hAnsi="Avenir Next" w:cs="Avenir Next" w:eastAsia="Avenir Next"/>
                       <w:b/>
                       <w:color w:val="003A70"/>
+                      <w:sz w:val="22"/>
+                      <w:szCs w:val="21"/>
+                    </w:rPr>
+                    <w:t xml:space="preserve">B</w:t>
+                  </w:r>
+                  <w:r>
+                    <w:rPr>
+                      <w:rFonts w:ascii="Avenir Next" w:hAnsi="Avenir Next" w:cs="Avenir Next" w:eastAsia="Avenir Next"/>
+                      <w:color w:val="1A1A1A"/>
                       <w:sz w:val="21"/>
                       <w:szCs w:val="21"/>
                     </w:rPr>
-                    <w:t xml:space="preserve">B</w:t>
-                  </w:r>
-                  <w:r>
-                    <w:rPr>
-                      <w:rFonts w:ascii="Avenir Next" w:hAnsi="Avenir Next" w:cs="Avenir Next" w:eastAsia="Avenir Next"/>
-                      <w:color w:val="1A1A1A"/>
-                      <w:sz w:val="21"/>
-                      <w:szCs w:val="21"/>
-                    </w:rPr>
                     <w:tab/>
                   </w:r>
                   <w:r>
                     <w:rPr>
                       <w:rFonts w:ascii="Avenir Next" w:hAnsi="Avenir Next" w:cs="Avenir Next" w:eastAsia="Avenir Next"/>
                       <w:color w:val="1A1A1A"/>
-                      <w:sz w:val="21"/>
+                      <w:sz w:val="22"/>
                       <w:szCs w:val="21"/>
                     </w:rPr>
                     <w:t xml:space="preserve">30 ounces</w:t>
@@ -3682,25 +3703,25 @@
                       <w:rFonts w:ascii="Avenir Next" w:hAnsi="Avenir Next" w:cs="Avenir Next" w:eastAsia="Avenir Next"/>
                       <w:b/>
                       <w:color w:val="003A70"/>
+                      <w:sz w:val="22"/>
+                      <w:szCs w:val="21"/>
+                    </w:rPr>
+                    <w:t xml:space="preserve">C</w:t>
+                  </w:r>
+                  <w:r>
+                    <w:rPr>
+                      <w:rFonts w:ascii="Avenir Next" w:hAnsi="Avenir Next" w:cs="Avenir Next" w:eastAsia="Avenir Next"/>
+                      <w:color w:val="1A1A1A"/>
                       <w:sz w:val="21"/>
                       <w:szCs w:val="21"/>
                     </w:rPr>
-                    <w:t xml:space="preserve">C</w:t>
-                  </w:r>
-                  <w:r>
-                    <w:rPr>
-                      <w:rFonts w:ascii="Avenir Next" w:hAnsi="Avenir Next" w:cs="Avenir Next" w:eastAsia="Avenir Next"/>
-                      <w:color w:val="1A1A1A"/>
-                      <w:sz w:val="21"/>
-                      <w:szCs w:val="21"/>
-                    </w:rPr>
                     <w:tab/>
                   </w:r>
                   <w:r>
                     <w:rPr>
                       <w:rFonts w:ascii="Avenir Next" w:hAnsi="Avenir Next" w:cs="Avenir Next" w:eastAsia="Avenir Next"/>
                       <w:color w:val="1A1A1A"/>
-                      <w:sz w:val="21"/>
+                      <w:sz w:val="22"/>
                       <w:szCs w:val="21"/>
                     </w:rPr>
                     <w:t xml:space="preserve">48 ounces</w:t>
@@ -3725,25 +3746,25 @@
                       <w:rFonts w:ascii="Avenir Next" w:hAnsi="Avenir Next" w:cs="Avenir Next" w:eastAsia="Avenir Next"/>
                       <w:b/>
                       <w:color w:val="003A70"/>
+                      <w:sz w:val="22"/>
+                      <w:szCs w:val="21"/>
+                    </w:rPr>
+                    <w:t xml:space="preserve">D</w:t>
+                  </w:r>
+                  <w:r>
+                    <w:rPr>
+                      <w:rFonts w:ascii="Avenir Next" w:hAnsi="Avenir Next" w:cs="Avenir Next" w:eastAsia="Avenir Next"/>
+                      <w:color w:val="1A1A1A"/>
                       <w:sz w:val="21"/>
                       <w:szCs w:val="21"/>
                     </w:rPr>
-                    <w:t xml:space="preserve">D</w:t>
-                  </w:r>
-                  <w:r>
-                    <w:rPr>
-                      <w:rFonts w:ascii="Avenir Next" w:hAnsi="Avenir Next" w:cs="Avenir Next" w:eastAsia="Avenir Next"/>
-                      <w:color w:val="1A1A1A"/>
-                      <w:sz w:val="21"/>
-                      <w:szCs w:val="21"/>
-                    </w:rPr>
                     <w:tab/>
                   </w:r>
                   <w:r>
                     <w:rPr>
                       <w:rFonts w:ascii="Avenir Next" w:hAnsi="Avenir Next" w:cs="Avenir Next" w:eastAsia="Avenir Next"/>
                       <w:color w:val="1A1A1A"/>
-                      <w:sz w:val="21"/>
+                      <w:sz w:val="22"/>
                       <w:szCs w:val="21"/>
                     </w:rPr>
                     <w:t xml:space="preserve">19 ounces</w:t>
@@ -3792,19 +3813,42 @@
         <w:tblLook w:val="0000" w:firstRow="0" w:lastRow="0" w:firstColumn="0" w:lastColumn="0" w:noHBand="1" w:noVBand="1"/>
       </w:tblPr>
       <w:tblGrid>
-        <w:gridCol w:w="2000"/>
-        <w:gridCol w:w="2300"/>
-        <w:gridCol w:w="2100"/>
-        <w:gridCol w:w="3104"/>
+        <w:gridCol w:w="1750"/>
+        <w:gridCol w:w="2500"/>
+        <w:gridCol w:w="2200"/>
+        <w:gridCol w:w="3054"/>
       </w:tblGrid>
       <w:tr>
         <w:trPr>
           <w:cantSplit/>
-          <w:trHeight w:val="320" w:hRule="atLeast"/>
+          <w:trHeight w:val="300" w:hRule="atLeast"/>
         </w:trPr>
         <w:tc>
           <w:tcPr>
-            <w:tcW w:w="2000" w:type="dxa"/>
+            <w:tcW w:w="1750" w:type="dxa"/>
+            <w:vAlign w:val="center"/>
+          </w:tcPr>
+          <w:p>
+            <w:pPr>
+              <w:pStyle w:val="Heading2"/>
+              <w:spacing w:before="0" w:after="0" w:line="240" w:lineRule="auto"/>
+            </w:pPr>
+            <w:r>
+              <w:rPr>
+                <w:rFonts w:ascii="Avenir Next" w:hAnsi="Avenir Next" w:cs="Avenir Next" w:eastAsia="Avenir Next"/>
+                <w:b/>
+                <w:color w:val="003A70"/>
+                <w:spacing w:val="12"/>
+                <w:sz w:val="15"/>
+                <w:szCs w:val="15"/>
+              </w:rPr>
+              <w:t xml:space="preserve">CHECK YOURSELF</w:t>
+            </w:r>
+          </w:p>
+        </w:tc>
+        <w:tc>
+          <w:tcPr>
+            <w:tcW w:w="2500" w:type="dxa"/>
             <w:vAlign w:val="center"/>
           </w:tcPr>
           <w:p>
@@ -3813,20 +3857,27 @@
             </w:pPr>
             <w:r>
               <w:rPr>
-                <w:rFonts w:ascii="Avenir Next" w:hAnsi="Avenir Next" w:cs="Avenir Next" w:eastAsia="Avenir Next"/>
-                <w:b/>
-                <w:color w:val="003A70"/>
-                <w:spacing w:val="12"/>
-                <w:sz w:val="15"/>
-                <w:szCs w:val="15"/>
-              </w:rPr>
-              <w:t xml:space="preserve">CHECK YOURSELF</w:t>
+                <w:rFonts w:ascii="Arial" w:hAnsi="Arial" w:cs="Arial" w:eastAsia="Arial"/>
+                <w:color w:val="1A1A1A"/>
+                <w:sz w:val="20"/>
+                <w:szCs w:val="20"/>
+              </w:rPr>
+              <w:t xml:space="preserve">□</w:t>
+            </w:r>
+            <w:r>
+              <w:rPr>
+                <w:rFonts w:ascii="Avenir Next" w:hAnsi="Avenir Next" w:cs="Avenir Next" w:eastAsia="Avenir Next"/>
+                <w:color w:val="1A1A1A"/>
+                <w:sz w:val="17"/>
+                <w:szCs w:val="17"/>
+              </w:rPr>
+              <w:t xml:space="preserve">  I can do this on my own</w:t>
             </w:r>
           </w:p>
         </w:tc>
         <w:tc>
           <w:tcPr>
-            <w:tcW w:w="2300" w:type="dxa"/>
+            <w:tcW w:w="2200" w:type="dxa"/>
             <w:vAlign w:val="center"/>
           </w:tcPr>
           <w:p>
@@ -3837,8 +3888,8 @@
               <w:rPr>
                 <w:rFonts w:ascii="Arial" w:hAnsi="Arial" w:cs="Arial" w:eastAsia="Arial"/>
                 <w:color w:val="1A1A1A"/>
-                <w:sz w:val="24"/>
-                <w:szCs w:val="24"/>
+                <w:sz w:val="20"/>
+                <w:szCs w:val="20"/>
               </w:rPr>
               <w:t xml:space="preserve">□</w:t>
             </w:r>
@@ -3849,13 +3900,13 @@
                 <w:sz w:val="17"/>
                 <w:szCs w:val="17"/>
               </w:rPr>
-              <w:t xml:space="preserve">  I can do this on my own</w:t>
+              <w:t xml:space="preserve">  I need a little help</w:t>
             </w:r>
           </w:p>
         </w:tc>
         <w:tc>
           <w:tcPr>
-            <w:tcW w:w="2100" w:type="dxa"/>
+            <w:tcW w:w="3054" w:type="dxa"/>
             <w:vAlign w:val="center"/>
           </w:tcPr>
           <w:p>
@@ -3866,37 +3917,8 @@
               <w:rPr>
                 <w:rFonts w:ascii="Arial" w:hAnsi="Arial" w:cs="Arial" w:eastAsia="Arial"/>
                 <w:color w:val="1A1A1A"/>
-                <w:sz w:val="24"/>
-                <w:szCs w:val="24"/>
-              </w:rPr>
-              <w:t xml:space="preserve">□</w:t>
-            </w:r>
-            <w:r>
-              <w:rPr>
-                <w:rFonts w:ascii="Avenir Next" w:hAnsi="Avenir Next" w:cs="Avenir Next" w:eastAsia="Avenir Next"/>
-                <w:color w:val="1A1A1A"/>
-                <w:sz w:val="17"/>
-                <w:szCs w:val="17"/>
-              </w:rPr>
-              <w:t xml:space="preserve">  I need a little help</w:t>
-            </w:r>
-          </w:p>
-        </w:tc>
-        <w:tc>
-          <w:tcPr>
-            <w:tcW w:w="3104" w:type="dxa"/>
-            <w:vAlign w:val="center"/>
-          </w:tcPr>
-          <w:p>
-            <w:pPr>
-              <w:spacing w:before="0" w:after="0" w:line="240" w:lineRule="auto"/>
-            </w:pPr>
-            <w:r>
-              <w:rPr>
-                <w:rFonts w:ascii="Arial" w:hAnsi="Arial" w:cs="Arial" w:eastAsia="Arial"/>
-                <w:color w:val="1A1A1A"/>
-                <w:sz w:val="24"/>
-                <w:szCs w:val="24"/>
+                <w:sz w:val="20"/>
+                <w:szCs w:val="20"/>
               </w:rPr>
               <w:t xml:space="preserve">□</w:t>
             </w:r>
@@ -3931,7 +3953,7 @@
     <w:sectPr>
       <w:footerReference w:type="default" r:id="rIdFooter1"/>
       <w:pgSz w:w="12240" w:h="15840"/>
-      <w:pgMar w:top="893" w:right="1224" w:bottom="835" w:left="1512" w:header="432" w:footer="432" w:gutter="0"/>
+      <w:pgMar w:top="780" w:right="1224" w:bottom="760" w:left="1512" w:header="432" w:footer="432" w:gutter="0"/>
       <w:cols w:space="720"/>
     </w:sectPr>
   </w:body>
@@ -4011,7 +4033,106 @@
               <w:sz w:val="15"/>
               <w:szCs w:val="15"/>
             </w:rPr>
-            <w:t xml:space="preserve">Lesson 3-6  ·  Session 1  ·  Prerequisite Practice A</w:t>
+            <w:t xml:space="preserve">3-6 · Page </w:t>
+          </w:r>
+          <w:r>
+            <w:rPr>
+              <w:rFonts w:ascii="Avenir Next" w:hAnsi="Avenir Next" w:cs="Avenir Next" w:eastAsia="Avenir Next"/>
+              <w:color w:val="5A5F66"/>
+              <w:sz w:val="15"/>
+              <w:szCs w:val="15"/>
+            </w:rPr>
+            <w:fldChar w:fldCharType="begin"/>
+          </w:r>
+          <w:r>
+            <w:rPr>
+              <w:rFonts w:ascii="Avenir Next" w:hAnsi="Avenir Next" w:cs="Avenir Next" w:eastAsia="Avenir Next"/>
+              <w:color w:val="5A5F66"/>
+              <w:sz w:val="15"/>
+              <w:szCs w:val="15"/>
+            </w:rPr>
+            <w:instrText xml:space="preserve"> PAGE </w:instrText>
+          </w:r>
+          <w:r>
+            <w:rPr>
+              <w:rFonts w:ascii="Avenir Next" w:hAnsi="Avenir Next" w:cs="Avenir Next" w:eastAsia="Avenir Next"/>
+              <w:color w:val="5A5F66"/>
+              <w:sz w:val="15"/>
+              <w:szCs w:val="15"/>
+            </w:rPr>
+            <w:fldChar w:fldCharType="separate"/>
+          </w:r>
+          <w:r>
+            <w:rPr>
+              <w:rFonts w:ascii="Avenir Next" w:hAnsi="Avenir Next" w:cs="Avenir Next" w:eastAsia="Avenir Next"/>
+              <w:color w:val="5A5F66"/>
+              <w:sz w:val="15"/>
+              <w:szCs w:val="15"/>
+            </w:rPr>
+            <w:t xml:space="preserve">1</w:t>
+          </w:r>
+          <w:r>
+            <w:rPr>
+              <w:rFonts w:ascii="Avenir Next" w:hAnsi="Avenir Next" w:cs="Avenir Next" w:eastAsia="Avenir Next"/>
+              <w:color w:val="5A5F66"/>
+              <w:sz w:val="15"/>
+              <w:szCs w:val="15"/>
+            </w:rPr>
+            <w:fldChar w:fldCharType="end"/>
+          </w:r>
+          <w:r>
+            <w:rPr>
+              <w:rFonts w:ascii="Avenir Next" w:hAnsi="Avenir Next" w:cs="Avenir Next" w:eastAsia="Avenir Next"/>
+              <w:color w:val="5A5F66"/>
+              <w:sz w:val="15"/>
+              <w:szCs w:val="15"/>
+            </w:rPr>
+            <w:t xml:space="preserve"> of </w:t>
+          </w:r>
+          <w:r>
+            <w:rPr>
+              <w:rFonts w:ascii="Avenir Next" w:hAnsi="Avenir Next" w:cs="Avenir Next" w:eastAsia="Avenir Next"/>
+              <w:color w:val="5A5F66"/>
+              <w:sz w:val="15"/>
+              <w:szCs w:val="15"/>
+            </w:rPr>
+            <w:fldChar w:fldCharType="begin"/>
+          </w:r>
+          <w:r>
+            <w:rPr>
+              <w:rFonts w:ascii="Avenir Next" w:hAnsi="Avenir Next" w:cs="Avenir Next" w:eastAsia="Avenir Next"/>
+              <w:color w:val="5A5F66"/>
+              <w:sz w:val="15"/>
+              <w:szCs w:val="15"/>
+            </w:rPr>
+            <w:instrText xml:space="preserve"> NUMPAGES </w:instrText>
+          </w:r>
+          <w:r>
+            <w:rPr>
+              <w:rFonts w:ascii="Avenir Next" w:hAnsi="Avenir Next" w:cs="Avenir Next" w:eastAsia="Avenir Next"/>
+              <w:color w:val="5A5F66"/>
+              <w:sz w:val="15"/>
+              <w:szCs w:val="15"/>
+            </w:rPr>
+            <w:fldChar w:fldCharType="separate"/>
+          </w:r>
+          <w:r>
+            <w:rPr>
+              <w:rFonts w:ascii="Avenir Next" w:hAnsi="Avenir Next" w:cs="Avenir Next" w:eastAsia="Avenir Next"/>
+              <w:color w:val="5A5F66"/>
+              <w:sz w:val="15"/>
+              <w:szCs w:val="15"/>
+            </w:rPr>
+            <w:t xml:space="preserve">1</w:t>
+          </w:r>
+          <w:r>
+            <w:rPr>
+              <w:rFonts w:ascii="Avenir Next" w:hAnsi="Avenir Next" w:cs="Avenir Next" w:eastAsia="Avenir Next"/>
+              <w:color w:val="5A5F66"/>
+              <w:sz w:val="15"/>
+              <w:szCs w:val="15"/>
+            </w:rPr>
+            <w:fldChar w:fldCharType="end"/>
           </w:r>
         </w:p>
       </w:tc>
@@ -4054,5 +4175,23 @@
       </w:tblCellMar>
     </w:tblPr>
   </w:style>
+  <w:style w:type="paragraph" w:styleId="Heading1">
+    <w:name w:val="heading 1"/>
+    <w:basedOn w:val="Normal"/>
+    <w:pPr>
+      <w:outlineLvl w:val="0"/>
+      <w:keepNext w:val="0"/>
+      <w:keepLines w:val="0"/>
+    </w:pPr>
+  </w:style>
+  <w:style w:type="paragraph" w:styleId="Heading2">
+    <w:name w:val="heading 2"/>
+    <w:basedOn w:val="Normal"/>
+    <w:pPr>
+      <w:outlineLvl w:val="1"/>
+      <w:keepNext w:val="0"/>
+      <w:keepLines w:val="0"/>
+    </w:pPr>
+  </w:style>
 </w:styles>
 </file>